--- a/master_resume.docx
+++ b/master_resume.docx
@@ -6,12 +6,14 @@
       <w:pPr>
         <w:pStyle w:val="Title"/>
         <w:rPr>
+          <w:rFonts w:ascii="Calibri" w:hAnsi="Calibri" w:cs="Calibri"/>
           <w:sz w:val="22"/>
           <w:szCs w:val="22"/>
         </w:rPr>
       </w:pPr>
       <w:r>
         <w:rPr>
+          <w:rFonts w:ascii="Calibri" w:hAnsi="Calibri" w:cs="Calibri"/>
           <w:sz w:val="22"/>
           <w:szCs w:val="22"/>
         </w:rPr>
@@ -23,6 +25,7 @@
         <w:pStyle w:val="Title"/>
         <w:rPr>
           <w:rStyle w:val="Emphasis"/>
+          <w:rFonts w:ascii="Calibri" w:hAnsi="Calibri" w:cs="Calibri"/>
           <w:sz w:val="21"/>
           <w:szCs w:val="21"/>
         </w:rPr>
@@ -30,6 +33,7 @@
       <w:r>
         <w:rPr>
           <w:rStyle w:val="Emphasis"/>
+          <w:rFonts w:ascii="Calibri" w:hAnsi="Calibri" w:cs="Calibri"/>
           <w:sz w:val="21"/>
           <w:szCs w:val="21"/>
         </w:rPr>
@@ -40,12 +44,14 @@
       <w:pPr>
         <w:pStyle w:val="Subtitle"/>
         <w:rPr>
-          <w:sz w:val="21"/>
-          <w:szCs w:val="21"/>
-        </w:rPr>
-      </w:pPr>
-      <w:r>
-        <w:rPr>
+          <w:rFonts w:ascii="Calibri" w:hAnsi="Calibri" w:cs="Calibri"/>
+          <w:sz w:val="21"/>
+          <w:szCs w:val="21"/>
+        </w:rPr>
+      </w:pPr>
+      <w:r>
+        <w:rPr>
+          <w:rFonts w:ascii="Calibri" w:hAnsi="Calibri" w:cs="Calibri"/>
           <w:sz w:val="21"/>
           <w:szCs w:val="21"/>
         </w:rPr>
@@ -53,6 +59,7 @@
       </w:r>
       <w:r>
         <w:rPr>
+          <w:rFonts w:ascii="Calibri" w:hAnsi="Calibri" w:cs="Calibri"/>
           <w:sz w:val="21"/>
           <w:szCs w:val="21"/>
         </w:rPr>
@@ -60,6 +67,7 @@
       </w:r>
       <w:r>
         <w:rPr>
+          <w:rFonts w:ascii="Calibri" w:hAnsi="Calibri" w:cs="Calibri"/>
           <w:sz w:val="21"/>
           <w:szCs w:val="21"/>
         </w:rPr>
@@ -67,6 +75,7 @@
       </w:r>
       <w:r>
         <w:rPr>
+          <w:rFonts w:ascii="Calibri" w:hAnsi="Calibri" w:cs="Calibri"/>
           <w:sz w:val="21"/>
           <w:szCs w:val="21"/>
         </w:rPr>
@@ -74,6 +83,7 @@
       </w:r>
       <w:r>
         <w:rPr>
+          <w:rFonts w:ascii="Calibri" w:hAnsi="Calibri" w:cs="Calibri"/>
           <w:sz w:val="21"/>
           <w:szCs w:val="21"/>
         </w:rPr>
@@ -81,6 +91,7 @@
       </w:r>
       <w:r>
         <w:rPr>
+          <w:rFonts w:ascii="Calibri" w:hAnsi="Calibri" w:cs="Calibri"/>
           <w:sz w:val="21"/>
           <w:szCs w:val="21"/>
         </w:rPr>
@@ -88,31 +99,51 @@
       </w:r>
       <w:r>
         <w:rPr>
+          <w:rFonts w:ascii="Calibri" w:hAnsi="Calibri" w:cs="Calibri"/>
           <w:sz w:val="21"/>
           <w:szCs w:val="21"/>
         </w:rPr>
         <w:t>.com/</w:t>
       </w:r>
+      <w:r>
+        <w:rPr>
+          <w:rFonts w:ascii="Calibri" w:hAnsi="Calibri" w:cs="Calibri"/>
+          <w:sz w:val="21"/>
+          <w:szCs w:val="21"/>
+        </w:rPr>
+        <w:t>in/</w:t>
+      </w:r>
       <w:proofErr w:type="spellStart"/>
       <w:r>
         <w:rPr>
+          <w:rFonts w:ascii="Calibri" w:hAnsi="Calibri" w:cs="Calibri"/>
           <w:sz w:val="21"/>
           <w:szCs w:val="21"/>
         </w:rPr>
         <w:t>priyorahman</w:t>
       </w:r>
       <w:proofErr w:type="spellEnd"/>
+      <w:r>
+        <w:rPr>
+          <w:rFonts w:ascii="Calibri" w:hAnsi="Calibri" w:cs="Calibri"/>
+          <w:sz w:val="21"/>
+          <w:szCs w:val="21"/>
+        </w:rPr>
+        <w:t xml:space="preserve"> | github.com/xesex13</w:t>
+      </w:r>
     </w:p>
     <w:p>
       <w:pPr>
         <w:pStyle w:val="Heading1"/>
         <w:rPr>
-          <w:sz w:val="21"/>
-          <w:szCs w:val="21"/>
-        </w:rPr>
-      </w:pPr>
-      <w:r>
-        <w:rPr>
+          <w:rFonts w:ascii="Calibri" w:hAnsi="Calibri" w:cs="Calibri"/>
+          <w:sz w:val="21"/>
+          <w:szCs w:val="21"/>
+        </w:rPr>
+      </w:pPr>
+      <w:r>
+        <w:rPr>
+          <w:rFonts w:ascii="Calibri" w:hAnsi="Calibri" w:cs="Calibri"/>
           <w:sz w:val="21"/>
           <w:szCs w:val="21"/>
         </w:rPr>
@@ -123,65 +154,27 @@
       <w:pPr>
         <w:pStyle w:val="Heading2"/>
         <w:rPr>
-          <w:sz w:val="21"/>
-          <w:szCs w:val="21"/>
-        </w:rPr>
-      </w:pPr>
-      <w:r>
-        <w:rPr>
-          <w:sz w:val="21"/>
-          <w:szCs w:val="21"/>
-        </w:rPr>
-        <w:t xml:space="preserve">Toronto Metropolitan University </w:t>
-      </w:r>
-      <w:r>
-        <w:rPr>
-          <w:sz w:val="21"/>
-          <w:szCs w:val="21"/>
-        </w:rPr>
-        <w:t xml:space="preserve">| </w:t>
-      </w:r>
-      <w:r>
-        <w:rPr>
-          <w:sz w:val="21"/>
-          <w:szCs w:val="21"/>
-        </w:rPr>
-        <w:t>Law &amp; Business Co-Op Student</w:t>
-      </w:r>
-      <w:r>
-        <w:rPr>
-          <w:sz w:val="21"/>
-          <w:szCs w:val="21"/>
-        </w:rPr>
-        <w:t xml:space="preserve"> |</w:t>
-      </w:r>
-      <w:r>
-        <w:rPr>
-          <w:sz w:val="21"/>
-          <w:szCs w:val="21"/>
-        </w:rPr>
-        <w:t xml:space="preserve"> Toronto, ON</w:t>
-      </w:r>
-      <w:r>
-        <w:rPr>
+          <w:rFonts w:ascii="Calibri" w:hAnsi="Calibri" w:cs="Calibri"/>
+          <w:sz w:val="21"/>
+          <w:szCs w:val="21"/>
+        </w:rPr>
+      </w:pPr>
+      <w:r>
+        <w:rPr>
+          <w:rFonts w:ascii="Calibri" w:hAnsi="Calibri" w:cs="Calibri"/>
+          <w:sz w:val="21"/>
+          <w:szCs w:val="21"/>
+        </w:rPr>
+        <w:t>Toronto Metropolitan University | Law &amp; Business Co-Op Student | Toronto, ON</w:t>
+      </w:r>
+      <w:r>
+        <w:rPr>
+          <w:rFonts w:ascii="Calibri" w:hAnsi="Calibri" w:cs="Calibri"/>
           <w:sz w:val="21"/>
           <w:szCs w:val="21"/>
         </w:rPr>
         <w:tab/>
-      </w:r>
-      <w:r>
-        <w:rPr>
-          <w:sz w:val="21"/>
-          <w:szCs w:val="21"/>
-        </w:rPr>
-        <w:t>Sep 2024</w:t>
-      </w:r>
-      <w:r>
-        <w:rPr>
-          <w:sz w:val="21"/>
-          <w:szCs w:val="21"/>
-        </w:rPr>
-        <w:t xml:space="preserve"> – Present</w:t>
+        <w:t>Sep 2024 – Present</w:t>
       </w:r>
     </w:p>
     <w:p>
@@ -192,13 +185,15 @@
           <w:numId w:val="4"/>
         </w:numPr>
         <w:rPr>
-          <w:sz w:val="21"/>
-          <w:szCs w:val="21"/>
-          <w:lang w:val="en-CA"/>
-        </w:rPr>
-      </w:pPr>
-      <w:r>
-        <w:rPr>
+          <w:rFonts w:ascii="Calibri" w:hAnsi="Calibri" w:cs="Calibri"/>
+          <w:sz w:val="21"/>
+          <w:szCs w:val="21"/>
+          <w:lang w:val="en-CA"/>
+        </w:rPr>
+      </w:pPr>
+      <w:r>
+        <w:rPr>
+          <w:rFonts w:ascii="Calibri" w:hAnsi="Calibri" w:cs="Calibri"/>
           <w:b/>
           <w:bCs/>
           <w:sz w:val="21"/>
@@ -209,6 +204,7 @@
       </w:r>
       <w:r>
         <w:rPr>
+          <w:rFonts w:ascii="Calibri" w:hAnsi="Calibri" w:cs="Calibri"/>
           <w:sz w:val="21"/>
           <w:szCs w:val="21"/>
           <w:lang w:val="en-CA"/>
@@ -223,13 +219,15 @@
           <w:numId w:val="3"/>
         </w:numPr>
         <w:rPr>
-          <w:sz w:val="21"/>
-          <w:szCs w:val="21"/>
-          <w:lang w:val="en-CA"/>
-        </w:rPr>
-      </w:pPr>
-      <w:r>
-        <w:rPr>
+          <w:rFonts w:ascii="Calibri" w:hAnsi="Calibri" w:cs="Calibri"/>
+          <w:sz w:val="21"/>
+          <w:szCs w:val="21"/>
+          <w:lang w:val="en-CA"/>
+        </w:rPr>
+      </w:pPr>
+      <w:r>
+        <w:rPr>
+          <w:rFonts w:ascii="Calibri" w:hAnsi="Calibri" w:cs="Calibri"/>
           <w:b/>
           <w:bCs/>
           <w:sz w:val="21"/>
@@ -240,6 +238,7 @@
       </w:r>
       <w:r>
         <w:rPr>
+          <w:rFonts w:ascii="Calibri" w:hAnsi="Calibri" w:cs="Calibri"/>
           <w:sz w:val="21"/>
           <w:szCs w:val="21"/>
           <w:lang w:val="en-CA"/>
@@ -251,12 +250,14 @@
       <w:pPr>
         <w:pStyle w:val="Heading1"/>
         <w:rPr>
-          <w:sz w:val="21"/>
-          <w:szCs w:val="21"/>
-        </w:rPr>
-      </w:pPr>
-      <w:r>
-        <w:rPr>
+          <w:rFonts w:ascii="Calibri" w:hAnsi="Calibri" w:cs="Calibri"/>
+          <w:sz w:val="21"/>
+          <w:szCs w:val="21"/>
+        </w:rPr>
+      </w:pPr>
+      <w:r>
+        <w:rPr>
+          <w:rFonts w:ascii="Calibri" w:hAnsi="Calibri" w:cs="Calibri"/>
           <w:sz w:val="21"/>
           <w:szCs w:val="21"/>
         </w:rPr>
@@ -267,12 +268,14 @@
       <w:pPr>
         <w:pStyle w:val="Heading2"/>
         <w:rPr>
-          <w:sz w:val="21"/>
-          <w:szCs w:val="21"/>
-        </w:rPr>
-      </w:pPr>
-      <w:r>
-        <w:rPr>
+          <w:rFonts w:ascii="Calibri" w:hAnsi="Calibri" w:cs="Calibri"/>
+          <w:sz w:val="21"/>
+          <w:szCs w:val="21"/>
+        </w:rPr>
+      </w:pPr>
+      <w:r>
+        <w:rPr>
+          <w:rFonts w:ascii="Calibri" w:hAnsi="Calibri" w:cs="Calibri"/>
           <w:sz w:val="21"/>
           <w:szCs w:val="21"/>
         </w:rPr>
@@ -280,24 +283,12 @@
       </w:r>
       <w:r>
         <w:rPr>
+          <w:rFonts w:ascii="Calibri" w:hAnsi="Calibri" w:cs="Calibri"/>
           <w:sz w:val="21"/>
           <w:szCs w:val="21"/>
         </w:rPr>
         <w:tab/>
-      </w:r>
-      <w:r>
-        <w:rPr>
-          <w:sz w:val="21"/>
-          <w:szCs w:val="21"/>
-        </w:rPr>
-        <w:t>May 2026</w:t>
-      </w:r>
-      <w:r>
-        <w:rPr>
-          <w:sz w:val="21"/>
-          <w:szCs w:val="21"/>
-        </w:rPr>
-        <w:t xml:space="preserve"> – Present</w:t>
+        <w:t>May 2026 – Present</w:t>
       </w:r>
     </w:p>
     <w:p>
@@ -307,13 +298,15 @@
           <w:numId w:val="6"/>
         </w:numPr>
         <w:rPr>
-          <w:sz w:val="21"/>
-          <w:szCs w:val="21"/>
-          <w:lang w:val="en-CA"/>
-        </w:rPr>
-      </w:pPr>
-      <w:r>
-        <w:rPr>
+          <w:rFonts w:ascii="Calibri" w:hAnsi="Calibri" w:cs="Calibri"/>
+          <w:sz w:val="21"/>
+          <w:szCs w:val="21"/>
+          <w:lang w:val="en-CA"/>
+        </w:rPr>
+      </w:pPr>
+      <w:r>
+        <w:rPr>
+          <w:rFonts w:ascii="Calibri" w:hAnsi="Calibri" w:cs="Calibri"/>
           <w:sz w:val="21"/>
           <w:szCs w:val="21"/>
           <w:lang w:val="en-CA"/>
@@ -328,13 +321,15 @@
           <w:numId w:val="6"/>
         </w:numPr>
         <w:rPr>
-          <w:sz w:val="21"/>
-          <w:szCs w:val="21"/>
-          <w:lang w:val="en-CA"/>
-        </w:rPr>
-      </w:pPr>
-      <w:r>
-        <w:rPr>
+          <w:rFonts w:ascii="Calibri" w:hAnsi="Calibri" w:cs="Calibri"/>
+          <w:sz w:val="21"/>
+          <w:szCs w:val="21"/>
+          <w:lang w:val="en-CA"/>
+        </w:rPr>
+      </w:pPr>
+      <w:r>
+        <w:rPr>
+          <w:rFonts w:ascii="Calibri" w:hAnsi="Calibri" w:cs="Calibri"/>
           <w:sz w:val="21"/>
           <w:szCs w:val="21"/>
           <w:lang w:val="en-CA"/>
@@ -349,13 +344,15 @@
           <w:numId w:val="6"/>
         </w:numPr>
         <w:rPr>
-          <w:sz w:val="21"/>
-          <w:szCs w:val="21"/>
-          <w:lang w:val="en-CA"/>
-        </w:rPr>
-      </w:pPr>
-      <w:r>
-        <w:rPr>
+          <w:rFonts w:ascii="Calibri" w:hAnsi="Calibri" w:cs="Calibri"/>
+          <w:sz w:val="21"/>
+          <w:szCs w:val="21"/>
+          <w:lang w:val="en-CA"/>
+        </w:rPr>
+      </w:pPr>
+      <w:r>
+        <w:rPr>
+          <w:rFonts w:ascii="Calibri" w:hAnsi="Calibri" w:cs="Calibri"/>
           <w:sz w:val="21"/>
           <w:szCs w:val="21"/>
           <w:lang w:val="en-CA"/>
@@ -366,6 +363,7 @@
         <w:r>
           <w:rPr>
             <w:rStyle w:val="Hyperlink"/>
+            <w:rFonts w:ascii="Calibri" w:hAnsi="Calibri" w:cs="Calibri"/>
             <w:sz w:val="21"/>
             <w:szCs w:val="21"/>
             <w:lang w:val="en-CA"/>
@@ -375,23 +373,17 @@
       </w:hyperlink>
       <w:r>
         <w:rPr>
-          <w:sz w:val="21"/>
-          <w:szCs w:val="21"/>
-          <w:lang w:val="en-CA"/>
-        </w:rPr>
-        <w:t xml:space="preserve"> </w:t>
-      </w:r>
-      <w:r>
-        <w:rPr>
-          <w:sz w:val="21"/>
-          <w:szCs w:val="21"/>
-          <w:lang w:val="en-CA"/>
-        </w:rPr>
-        <w:t xml:space="preserve">using </w:t>
+          <w:rFonts w:ascii="Calibri" w:hAnsi="Calibri" w:cs="Calibri"/>
+          <w:sz w:val="21"/>
+          <w:szCs w:val="21"/>
+          <w:lang w:val="en-CA"/>
+        </w:rPr>
+        <w:t xml:space="preserve"> using </w:t>
       </w:r>
       <w:proofErr w:type="spellStart"/>
       <w:r>
         <w:rPr>
+          <w:rFonts w:ascii="Calibri" w:hAnsi="Calibri" w:cs="Calibri"/>
           <w:sz w:val="21"/>
           <w:szCs w:val="21"/>
           <w:lang w:val="en-CA"/>
@@ -401,6 +393,7 @@
       <w:proofErr w:type="spellEnd"/>
       <w:r>
         <w:rPr>
+          <w:rFonts w:ascii="Calibri" w:hAnsi="Calibri" w:cs="Calibri"/>
           <w:sz w:val="21"/>
           <w:szCs w:val="21"/>
           <w:lang w:val="en-CA"/>
@@ -415,13 +408,15 @@
           <w:numId w:val="6"/>
         </w:numPr>
         <w:rPr>
-          <w:sz w:val="21"/>
-          <w:szCs w:val="21"/>
-          <w:lang w:val="en-CA"/>
-        </w:rPr>
-      </w:pPr>
-      <w:r>
-        <w:rPr>
+          <w:rFonts w:ascii="Calibri" w:hAnsi="Calibri" w:cs="Calibri"/>
+          <w:sz w:val="21"/>
+          <w:szCs w:val="21"/>
+          <w:lang w:val="en-CA"/>
+        </w:rPr>
+      </w:pPr>
+      <w:r>
+        <w:rPr>
+          <w:rFonts w:ascii="Calibri" w:hAnsi="Calibri" w:cs="Calibri"/>
           <w:sz w:val="21"/>
           <w:szCs w:val="21"/>
           <w:lang w:val="en-CA"/>
@@ -433,26 +428,22 @@
       <w:pPr>
         <w:pStyle w:val="Heading2"/>
         <w:rPr>
-          <w:sz w:val="21"/>
-          <w:szCs w:val="21"/>
-        </w:rPr>
-      </w:pPr>
-      <w:r>
-        <w:rPr>
-          <w:sz w:val="21"/>
-          <w:szCs w:val="21"/>
-        </w:rPr>
-        <w:t>Government Proposal Developer</w:t>
-      </w:r>
-      <w:r>
-        <w:rPr>
-          <w:sz w:val="21"/>
-          <w:szCs w:val="21"/>
-        </w:rPr>
-        <w:t xml:space="preserve"> | ECA Technologies | Toronto, ON</w:t>
-      </w:r>
-      <w:r>
-        <w:rPr>
+          <w:rFonts w:ascii="Calibri" w:hAnsi="Calibri" w:cs="Calibri"/>
+          <w:sz w:val="21"/>
+          <w:szCs w:val="21"/>
+        </w:rPr>
+      </w:pPr>
+      <w:r>
+        <w:rPr>
+          <w:rFonts w:ascii="Calibri" w:hAnsi="Calibri" w:cs="Calibri"/>
+          <w:sz w:val="21"/>
+          <w:szCs w:val="21"/>
+        </w:rPr>
+        <w:t>Government Proposal Developer | ECA Technologies | Toronto, ON</w:t>
+      </w:r>
+      <w:r>
+        <w:rPr>
+          <w:rFonts w:ascii="Calibri" w:hAnsi="Calibri" w:cs="Calibri"/>
           <w:sz w:val="21"/>
           <w:szCs w:val="21"/>
         </w:rPr>
@@ -468,7 +459,7 @@
           <w:numId w:val="18"/>
         </w:numPr>
         <w:rPr>
-          <w:rFonts w:asciiTheme="minorHAnsi" w:hAnsiTheme="minorHAnsi"/>
+          <w:rFonts w:ascii="Calibri" w:hAnsi="Calibri" w:cs="Calibri"/>
           <w:bCs w:val="0"/>
           <w:sz w:val="21"/>
           <w:szCs w:val="21"/>
@@ -477,7 +468,7 @@
       </w:pPr>
       <w:r>
         <w:rPr>
-          <w:rFonts w:asciiTheme="minorHAnsi" w:hAnsiTheme="minorHAnsi"/>
+          <w:rFonts w:ascii="Calibri" w:hAnsi="Calibri" w:cs="Calibri"/>
           <w:bCs w:val="0"/>
           <w:sz w:val="21"/>
           <w:szCs w:val="21"/>
@@ -494,7 +485,7 @@
           <w:numId w:val="18"/>
         </w:numPr>
         <w:rPr>
-          <w:rFonts w:asciiTheme="minorHAnsi" w:hAnsiTheme="minorHAnsi"/>
+          <w:rFonts w:ascii="Calibri" w:hAnsi="Calibri" w:cs="Calibri"/>
           <w:bCs w:val="0"/>
           <w:sz w:val="21"/>
           <w:szCs w:val="21"/>
@@ -503,7 +494,7 @@
       </w:pPr>
       <w:r>
         <w:rPr>
-          <w:rFonts w:asciiTheme="minorHAnsi" w:hAnsiTheme="minorHAnsi"/>
+          <w:rFonts w:ascii="Calibri" w:hAnsi="Calibri" w:cs="Calibri"/>
           <w:bCs w:val="0"/>
           <w:sz w:val="21"/>
           <w:szCs w:val="21"/>
@@ -520,7 +511,7 @@
           <w:numId w:val="18"/>
         </w:numPr>
         <w:rPr>
-          <w:rFonts w:asciiTheme="minorHAnsi" w:hAnsiTheme="minorHAnsi"/>
+          <w:rFonts w:ascii="Calibri" w:hAnsi="Calibri" w:cs="Calibri"/>
           <w:bCs w:val="0"/>
           <w:sz w:val="21"/>
           <w:szCs w:val="21"/>
@@ -529,7 +520,7 @@
       </w:pPr>
       <w:r>
         <w:rPr>
-          <w:rFonts w:asciiTheme="minorHAnsi" w:hAnsiTheme="minorHAnsi"/>
+          <w:rFonts w:ascii="Calibri" w:hAnsi="Calibri" w:cs="Calibri"/>
           <w:bCs w:val="0"/>
           <w:sz w:val="21"/>
           <w:szCs w:val="21"/>
@@ -546,7 +537,7 @@
           <w:numId w:val="18"/>
         </w:numPr>
         <w:rPr>
-          <w:rFonts w:asciiTheme="minorHAnsi" w:hAnsiTheme="minorHAnsi"/>
+          <w:rFonts w:ascii="Calibri" w:hAnsi="Calibri" w:cs="Calibri"/>
           <w:bCs w:val="0"/>
           <w:sz w:val="21"/>
           <w:szCs w:val="21"/>
@@ -555,7 +546,7 @@
       </w:pPr>
       <w:r>
         <w:rPr>
-          <w:rFonts w:asciiTheme="minorHAnsi" w:hAnsiTheme="minorHAnsi"/>
+          <w:rFonts w:ascii="Calibri" w:hAnsi="Calibri" w:cs="Calibri"/>
           <w:bCs w:val="0"/>
           <w:sz w:val="21"/>
           <w:szCs w:val="21"/>
@@ -572,7 +563,7 @@
           <w:numId w:val="18"/>
         </w:numPr>
         <w:rPr>
-          <w:rFonts w:asciiTheme="minorHAnsi" w:hAnsiTheme="minorHAnsi"/>
+          <w:rFonts w:ascii="Calibri" w:hAnsi="Calibri" w:cs="Calibri"/>
           <w:bCs w:val="0"/>
           <w:sz w:val="21"/>
           <w:szCs w:val="21"/>
@@ -581,7 +572,7 @@
       </w:pPr>
       <w:r>
         <w:rPr>
-          <w:rFonts w:asciiTheme="minorHAnsi" w:hAnsiTheme="minorHAnsi"/>
+          <w:rFonts w:ascii="Calibri" w:hAnsi="Calibri" w:cs="Calibri"/>
           <w:bCs w:val="0"/>
           <w:sz w:val="21"/>
           <w:szCs w:val="21"/>
@@ -594,58 +585,27 @@
       <w:pPr>
         <w:pStyle w:val="Heading2"/>
         <w:rPr>
-          <w:sz w:val="21"/>
-          <w:szCs w:val="21"/>
-        </w:rPr>
-      </w:pPr>
-      <w:r>
-        <w:rPr>
-          <w:sz w:val="21"/>
-          <w:szCs w:val="21"/>
-        </w:rPr>
-        <w:t>Combat Engineer</w:t>
-      </w:r>
-      <w:r>
-        <w:rPr>
-          <w:sz w:val="21"/>
-          <w:szCs w:val="21"/>
-        </w:rPr>
-        <w:t xml:space="preserve"> | </w:t>
-      </w:r>
-      <w:r>
-        <w:rPr>
-          <w:sz w:val="21"/>
-          <w:szCs w:val="21"/>
-        </w:rPr>
-        <w:t>Department of Defense | Toronto, ON</w:t>
-      </w:r>
-      <w:r>
-        <w:rPr>
+          <w:rFonts w:ascii="Calibri" w:hAnsi="Calibri" w:cs="Calibri"/>
+          <w:sz w:val="21"/>
+          <w:szCs w:val="21"/>
+        </w:rPr>
+      </w:pPr>
+      <w:r>
+        <w:rPr>
+          <w:rFonts w:ascii="Calibri" w:hAnsi="Calibri" w:cs="Calibri"/>
+          <w:sz w:val="21"/>
+          <w:szCs w:val="21"/>
+        </w:rPr>
+        <w:t>Combat Engineer | Department of Defense | Toronto, ON</w:t>
+      </w:r>
+      <w:r>
+        <w:rPr>
+          <w:rFonts w:ascii="Calibri" w:hAnsi="Calibri" w:cs="Calibri"/>
           <w:sz w:val="21"/>
           <w:szCs w:val="21"/>
         </w:rPr>
         <w:tab/>
-      </w:r>
-      <w:r>
-        <w:rPr>
-          <w:sz w:val="21"/>
-          <w:szCs w:val="21"/>
-        </w:rPr>
-        <w:t xml:space="preserve">May 2023 </w:t>
-      </w:r>
-      <w:r>
-        <w:rPr>
-          <w:sz w:val="21"/>
-          <w:szCs w:val="21"/>
-        </w:rPr>
-        <w:t xml:space="preserve">– </w:t>
-      </w:r>
-      <w:r>
-        <w:rPr>
-          <w:sz w:val="21"/>
-          <w:szCs w:val="21"/>
-        </w:rPr>
-        <w:t>Present</w:t>
+        <w:t>May 2023 – Present</w:t>
       </w:r>
     </w:p>
     <w:p>
@@ -656,7 +616,7 @@
           <w:numId w:val="4"/>
         </w:numPr>
         <w:rPr>
-          <w:rFonts w:asciiTheme="minorHAnsi" w:hAnsiTheme="minorHAnsi"/>
+          <w:rFonts w:ascii="Calibri" w:hAnsi="Calibri" w:cs="Calibri"/>
           <w:bCs w:val="0"/>
           <w:sz w:val="21"/>
           <w:szCs w:val="21"/>
@@ -665,7 +625,7 @@
       </w:pPr>
       <w:r>
         <w:rPr>
-          <w:rFonts w:asciiTheme="minorHAnsi" w:hAnsiTheme="minorHAnsi"/>
+          <w:rFonts w:ascii="Calibri" w:hAnsi="Calibri" w:cs="Calibri"/>
           <w:bCs w:val="0"/>
           <w:sz w:val="21"/>
           <w:szCs w:val="21"/>
@@ -682,7 +642,7 @@
           <w:numId w:val="4"/>
         </w:numPr>
         <w:rPr>
-          <w:rFonts w:asciiTheme="minorHAnsi" w:hAnsiTheme="minorHAnsi"/>
+          <w:rFonts w:ascii="Calibri" w:hAnsi="Calibri" w:cs="Calibri"/>
           <w:bCs w:val="0"/>
           <w:sz w:val="21"/>
           <w:szCs w:val="21"/>
@@ -691,7 +651,7 @@
       </w:pPr>
       <w:r>
         <w:rPr>
-          <w:rFonts w:asciiTheme="minorHAnsi" w:hAnsiTheme="minorHAnsi"/>
+          <w:rFonts w:ascii="Calibri" w:hAnsi="Calibri" w:cs="Calibri"/>
           <w:bCs w:val="0"/>
           <w:sz w:val="21"/>
           <w:szCs w:val="21"/>
@@ -708,7 +668,7 @@
           <w:numId w:val="4"/>
         </w:numPr>
         <w:rPr>
-          <w:rFonts w:asciiTheme="minorHAnsi" w:hAnsiTheme="minorHAnsi"/>
+          <w:rFonts w:ascii="Calibri" w:hAnsi="Calibri" w:cs="Calibri"/>
           <w:bCs w:val="0"/>
           <w:sz w:val="21"/>
           <w:szCs w:val="21"/>
@@ -717,7 +677,7 @@
       </w:pPr>
       <w:r>
         <w:rPr>
-          <w:rFonts w:asciiTheme="minorHAnsi" w:hAnsiTheme="minorHAnsi"/>
+          <w:rFonts w:ascii="Calibri" w:hAnsi="Calibri" w:cs="Calibri"/>
           <w:bCs w:val="0"/>
           <w:sz w:val="21"/>
           <w:szCs w:val="21"/>
@@ -734,7 +694,7 @@
           <w:numId w:val="4"/>
         </w:numPr>
         <w:rPr>
-          <w:rFonts w:asciiTheme="minorHAnsi" w:hAnsiTheme="minorHAnsi"/>
+          <w:rFonts w:ascii="Calibri" w:hAnsi="Calibri" w:cs="Calibri"/>
           <w:bCs w:val="0"/>
           <w:sz w:val="21"/>
           <w:szCs w:val="21"/>
@@ -743,7 +703,7 @@
       </w:pPr>
       <w:r>
         <w:rPr>
-          <w:rFonts w:asciiTheme="minorHAnsi" w:hAnsiTheme="minorHAnsi"/>
+          <w:rFonts w:ascii="Calibri" w:hAnsi="Calibri" w:cs="Calibri"/>
           <w:bCs w:val="0"/>
           <w:sz w:val="21"/>
           <w:szCs w:val="21"/>
@@ -763,7 +723,7 @@
       </w:r>
       <w:r>
         <w:rPr>
-          <w:rFonts w:asciiTheme="minorHAnsi" w:hAnsiTheme="minorHAnsi"/>
+          <w:rFonts w:ascii="Calibri" w:hAnsi="Calibri" w:cs="Calibri"/>
           <w:bCs w:val="0"/>
           <w:sz w:val="21"/>
           <w:szCs w:val="21"/>
@@ -780,7 +740,7 @@
           <w:numId w:val="4"/>
         </w:numPr>
         <w:rPr>
-          <w:rFonts w:asciiTheme="minorHAnsi" w:hAnsiTheme="minorHAnsi"/>
+          <w:rFonts w:ascii="Calibri" w:hAnsi="Calibri" w:cs="Calibri"/>
           <w:bCs w:val="0"/>
           <w:sz w:val="21"/>
           <w:szCs w:val="21"/>
@@ -789,7 +749,7 @@
       </w:pPr>
       <w:r>
         <w:rPr>
-          <w:rFonts w:asciiTheme="minorHAnsi" w:hAnsiTheme="minorHAnsi"/>
+          <w:rFonts w:ascii="Calibri" w:hAnsi="Calibri" w:cs="Calibri"/>
           <w:bCs w:val="0"/>
           <w:sz w:val="21"/>
           <w:szCs w:val="21"/>
@@ -802,12 +762,14 @@
       <w:pPr>
         <w:pStyle w:val="Heading2"/>
         <w:rPr>
-          <w:sz w:val="21"/>
-          <w:szCs w:val="21"/>
-        </w:rPr>
-      </w:pPr>
-      <w:r>
-        <w:rPr>
+          <w:rFonts w:ascii="Calibri" w:hAnsi="Calibri" w:cs="Calibri"/>
+          <w:sz w:val="21"/>
+          <w:szCs w:val="21"/>
+        </w:rPr>
+      </w:pPr>
+      <w:r>
+        <w:rPr>
+          <w:rFonts w:ascii="Calibri" w:hAnsi="Calibri" w:cs="Calibri"/>
           <w:sz w:val="21"/>
           <w:szCs w:val="21"/>
         </w:rPr>
@@ -815,6 +777,7 @@
       </w:r>
       <w:r>
         <w:rPr>
+          <w:rFonts w:ascii="Calibri" w:hAnsi="Calibri" w:cs="Calibri"/>
           <w:sz w:val="21"/>
           <w:szCs w:val="21"/>
         </w:rPr>
@@ -822,6 +785,7 @@
       </w:r>
       <w:r>
         <w:rPr>
+          <w:rFonts w:ascii="Calibri" w:hAnsi="Calibri" w:cs="Calibri"/>
           <w:sz w:val="21"/>
           <w:szCs w:val="21"/>
         </w:rPr>
@@ -829,6 +793,7 @@
       </w:r>
       <w:r>
         <w:rPr>
+          <w:rFonts w:ascii="Calibri" w:hAnsi="Calibri" w:cs="Calibri"/>
           <w:sz w:val="21"/>
           <w:szCs w:val="21"/>
         </w:rPr>
@@ -836,6 +801,7 @@
       </w:r>
       <w:r>
         <w:rPr>
+          <w:rFonts w:ascii="Calibri" w:hAnsi="Calibri" w:cs="Calibri"/>
           <w:sz w:val="21"/>
           <w:szCs w:val="21"/>
         </w:rPr>
@@ -843,6 +809,7 @@
       </w:r>
       <w:r>
         <w:rPr>
+          <w:rFonts w:ascii="Calibri" w:hAnsi="Calibri" w:cs="Calibri"/>
           <w:sz w:val="21"/>
           <w:szCs w:val="21"/>
         </w:rPr>
@@ -857,12 +824,14 @@
           <w:numId w:val="4"/>
         </w:numPr>
         <w:rPr>
-          <w:sz w:val="21"/>
-          <w:szCs w:val="21"/>
-        </w:rPr>
-      </w:pPr>
-      <w:r>
-        <w:rPr>
+          <w:rFonts w:ascii="Calibri" w:hAnsi="Calibri" w:cs="Calibri"/>
+          <w:sz w:val="21"/>
+          <w:szCs w:val="21"/>
+        </w:rPr>
+      </w:pPr>
+      <w:r>
+        <w:rPr>
+          <w:rFonts w:ascii="Calibri" w:hAnsi="Calibri" w:cs="Calibri"/>
           <w:sz w:val="21"/>
           <w:szCs w:val="21"/>
         </w:rPr>
@@ -872,12 +841,14 @@
     <w:p>
       <w:pPr>
         <w:rPr>
-          <w:sz w:val="21"/>
-          <w:szCs w:val="21"/>
-        </w:rPr>
-      </w:pPr>
-      <w:r>
-        <w:rPr>
+          <w:rFonts w:ascii="Calibri" w:hAnsi="Calibri" w:cs="Calibri"/>
+          <w:sz w:val="21"/>
+          <w:szCs w:val="21"/>
+        </w:rPr>
+      </w:pPr>
+      <w:r>
+        <w:rPr>
+          <w:rFonts w:ascii="Calibri" w:hAnsi="Calibri" w:cs="Calibri"/>
           <w:sz w:val="21"/>
           <w:szCs w:val="21"/>
         </w:rPr>
@@ -892,12 +863,14 @@
           <w:numId w:val="4"/>
         </w:numPr>
         <w:rPr>
-          <w:sz w:val="21"/>
-          <w:szCs w:val="21"/>
-        </w:rPr>
-      </w:pPr>
-      <w:r>
-        <w:rPr>
+          <w:rFonts w:ascii="Calibri" w:hAnsi="Calibri" w:cs="Calibri"/>
+          <w:sz w:val="21"/>
+          <w:szCs w:val="21"/>
+        </w:rPr>
+      </w:pPr>
+      <w:r>
+        <w:rPr>
+          <w:rFonts w:ascii="Calibri" w:hAnsi="Calibri" w:cs="Calibri"/>
           <w:sz w:val="21"/>
           <w:szCs w:val="21"/>
         </w:rPr>
@@ -907,12 +880,14 @@
     <w:p>
       <w:pPr>
         <w:rPr>
-          <w:sz w:val="21"/>
-          <w:szCs w:val="21"/>
-        </w:rPr>
-      </w:pPr>
-      <w:r>
-        <w:rPr>
+          <w:rFonts w:ascii="Calibri" w:hAnsi="Calibri" w:cs="Calibri"/>
+          <w:sz w:val="21"/>
+          <w:szCs w:val="21"/>
+        </w:rPr>
+      </w:pPr>
+      <w:r>
+        <w:rPr>
+          <w:rFonts w:ascii="Calibri" w:hAnsi="Calibri" w:cs="Calibri"/>
           <w:sz w:val="21"/>
           <w:szCs w:val="21"/>
         </w:rPr>
@@ -927,12 +902,14 @@
           <w:numId w:val="4"/>
         </w:numPr>
         <w:rPr>
-          <w:sz w:val="21"/>
-          <w:szCs w:val="21"/>
-        </w:rPr>
-      </w:pPr>
-      <w:r>
-        <w:rPr>
+          <w:rFonts w:ascii="Calibri" w:hAnsi="Calibri" w:cs="Calibri"/>
+          <w:sz w:val="21"/>
+          <w:szCs w:val="21"/>
+        </w:rPr>
+      </w:pPr>
+      <w:r>
+        <w:rPr>
+          <w:rFonts w:ascii="Calibri" w:hAnsi="Calibri" w:cs="Calibri"/>
           <w:sz w:val="21"/>
           <w:szCs w:val="21"/>
         </w:rPr>
@@ -942,12 +919,14 @@
     <w:p>
       <w:pPr>
         <w:rPr>
-          <w:sz w:val="21"/>
-          <w:szCs w:val="21"/>
-        </w:rPr>
-      </w:pPr>
-      <w:r>
-        <w:rPr>
+          <w:rFonts w:ascii="Calibri" w:hAnsi="Calibri" w:cs="Calibri"/>
+          <w:sz w:val="21"/>
+          <w:szCs w:val="21"/>
+        </w:rPr>
+      </w:pPr>
+      <w:r>
+        <w:rPr>
+          <w:rFonts w:ascii="Calibri" w:hAnsi="Calibri" w:cs="Calibri"/>
           <w:sz w:val="21"/>
           <w:szCs w:val="21"/>
         </w:rPr>
@@ -962,12 +941,14 @@
           <w:numId w:val="4"/>
         </w:numPr>
         <w:rPr>
-          <w:sz w:val="21"/>
-          <w:szCs w:val="21"/>
-        </w:rPr>
-      </w:pPr>
-      <w:r>
-        <w:rPr>
+          <w:rFonts w:ascii="Calibri" w:hAnsi="Calibri" w:cs="Calibri"/>
+          <w:sz w:val="21"/>
+          <w:szCs w:val="21"/>
+        </w:rPr>
+      </w:pPr>
+      <w:r>
+        <w:rPr>
+          <w:rFonts w:ascii="Calibri" w:hAnsi="Calibri" w:cs="Calibri"/>
           <w:sz w:val="21"/>
           <w:szCs w:val="21"/>
         </w:rPr>
@@ -977,13 +958,15 @@
     <w:p>
       <w:pPr>
         <w:rPr>
-          <w:sz w:val="21"/>
-          <w:szCs w:val="21"/>
-          <w:lang w:val="en-CA"/>
-        </w:rPr>
-      </w:pPr>
-      <w:r>
-        <w:rPr>
+          <w:rFonts w:ascii="Calibri" w:hAnsi="Calibri" w:cs="Calibri"/>
+          <w:sz w:val="21"/>
+          <w:szCs w:val="21"/>
+          <w:lang w:val="en-CA"/>
+        </w:rPr>
+      </w:pPr>
+      <w:r>
+        <w:rPr>
+          <w:rFonts w:ascii="Calibri" w:hAnsi="Calibri" w:cs="Calibri"/>
           <w:sz w:val="21"/>
           <w:szCs w:val="21"/>
         </w:rPr>
@@ -994,12 +977,14 @@
       <w:pPr>
         <w:pStyle w:val="Heading1"/>
         <w:rPr>
-          <w:sz w:val="21"/>
-          <w:szCs w:val="21"/>
-        </w:rPr>
-      </w:pPr>
-      <w:r>
-        <w:rPr>
+          <w:rFonts w:ascii="Calibri" w:hAnsi="Calibri" w:cs="Calibri"/>
+          <w:sz w:val="21"/>
+          <w:szCs w:val="21"/>
+        </w:rPr>
+      </w:pPr>
+      <w:r>
+        <w:rPr>
+          <w:rFonts w:ascii="Calibri" w:hAnsi="Calibri" w:cs="Calibri"/>
           <w:sz w:val="21"/>
           <w:szCs w:val="21"/>
         </w:rPr>
@@ -1007,6 +992,7 @@
       </w:r>
       <w:r>
         <w:rPr>
+          <w:rFonts w:ascii="Calibri" w:hAnsi="Calibri" w:cs="Calibri"/>
           <w:sz w:val="21"/>
           <w:szCs w:val="21"/>
         </w:rPr>
@@ -1016,13 +1002,15 @@
     <w:p>
       <w:pPr>
         <w:rPr>
-          <w:sz w:val="21"/>
-          <w:szCs w:val="21"/>
-          <w:lang w:val="en-CA"/>
-        </w:rPr>
-      </w:pPr>
-      <w:r>
-        <w:rPr>
+          <w:rFonts w:ascii="Calibri" w:hAnsi="Calibri" w:cs="Calibri"/>
+          <w:sz w:val="21"/>
+          <w:szCs w:val="21"/>
+          <w:lang w:val="en-CA"/>
+        </w:rPr>
+      </w:pPr>
+      <w:r>
+        <w:rPr>
+          <w:rFonts w:ascii="Calibri" w:hAnsi="Calibri" w:cs="Calibri"/>
           <w:b/>
           <w:bCs/>
           <w:sz w:val="21"/>
@@ -1033,6 +1021,7 @@
       </w:r>
       <w:r>
         <w:rPr>
+          <w:rFonts w:ascii="Calibri" w:hAnsi="Calibri" w:cs="Calibri"/>
           <w:sz w:val="21"/>
           <w:szCs w:val="21"/>
           <w:lang w:val="en-CA"/>
@@ -1042,6 +1031,7 @@
       <w:proofErr w:type="spellStart"/>
       <w:r>
         <w:rPr>
+          <w:rFonts w:ascii="Calibri" w:hAnsi="Calibri" w:cs="Calibri"/>
           <w:sz w:val="21"/>
           <w:szCs w:val="21"/>
           <w:lang w:val="en-CA"/>
@@ -1051,6 +1041,7 @@
       <w:proofErr w:type="spellEnd"/>
       <w:r>
         <w:rPr>
+          <w:rFonts w:ascii="Calibri" w:hAnsi="Calibri" w:cs="Calibri"/>
           <w:sz w:val="21"/>
           <w:szCs w:val="21"/>
           <w:lang w:val="en-CA"/>
@@ -1061,24 +1052,26 @@
     <w:p>
       <w:pPr>
         <w:rPr>
-          <w:sz w:val="21"/>
-          <w:szCs w:val="21"/>
-          <w:lang w:val="en-CA"/>
-        </w:rPr>
-      </w:pPr>
-      <w:r>
-        <w:rPr>
+          <w:rFonts w:ascii="Calibri" w:hAnsi="Calibri" w:cs="Calibri"/>
+          <w:sz w:val="21"/>
+          <w:szCs w:val="21"/>
+          <w:lang w:val="en-CA"/>
+        </w:rPr>
+      </w:pPr>
+      <w:r>
+        <w:rPr>
+          <w:rFonts w:ascii="Calibri" w:hAnsi="Calibri" w:cs="Calibri"/>
           <w:b/>
           <w:bCs/>
           <w:sz w:val="21"/>
           <w:szCs w:val="21"/>
           <w:lang w:val="en-CA"/>
         </w:rPr>
-        <w:lastRenderedPageBreak/>
         <w:t>Software Engineering &amp; AI Architecture:</w:t>
       </w:r>
       <w:r>
         <w:rPr>
+          <w:rFonts w:ascii="Calibri" w:hAnsi="Calibri" w:cs="Calibri"/>
           <w:sz w:val="21"/>
           <w:szCs w:val="21"/>
           <w:lang w:val="en-CA"/>
@@ -1088,6 +1081,7 @@
       <w:proofErr w:type="spellStart"/>
       <w:r>
         <w:rPr>
+          <w:rFonts w:ascii="Calibri" w:hAnsi="Calibri" w:cs="Calibri"/>
           <w:sz w:val="21"/>
           <w:szCs w:val="21"/>
           <w:lang w:val="en-CA"/>
@@ -1097,6 +1091,7 @@
       <w:proofErr w:type="spellEnd"/>
       <w:r>
         <w:rPr>
+          <w:rFonts w:ascii="Calibri" w:hAnsi="Calibri" w:cs="Calibri"/>
           <w:sz w:val="21"/>
           <w:szCs w:val="21"/>
           <w:lang w:val="en-CA"/>
@@ -1107,13 +1102,15 @@
     <w:p>
       <w:pPr>
         <w:rPr>
-          <w:sz w:val="21"/>
-          <w:szCs w:val="21"/>
-          <w:lang w:val="en-CA"/>
-        </w:rPr>
-      </w:pPr>
-      <w:r>
-        <w:rPr>
+          <w:rFonts w:ascii="Calibri" w:hAnsi="Calibri" w:cs="Calibri"/>
+          <w:sz w:val="21"/>
+          <w:szCs w:val="21"/>
+          <w:lang w:val="en-CA"/>
+        </w:rPr>
+      </w:pPr>
+      <w:r>
+        <w:rPr>
+          <w:rFonts w:ascii="Calibri" w:hAnsi="Calibri" w:cs="Calibri"/>
           <w:b/>
           <w:bCs/>
           <w:sz w:val="21"/>
@@ -1124,6 +1121,7 @@
       </w:r>
       <w:r>
         <w:rPr>
+          <w:rFonts w:ascii="Calibri" w:hAnsi="Calibri" w:cs="Calibri"/>
           <w:sz w:val="21"/>
           <w:szCs w:val="21"/>
           <w:lang w:val="en-CA"/>
@@ -1133,6 +1131,7 @@
       <w:proofErr w:type="spellStart"/>
       <w:r>
         <w:rPr>
+          <w:rFonts w:ascii="Calibri" w:hAnsi="Calibri" w:cs="Calibri"/>
           <w:sz w:val="21"/>
           <w:szCs w:val="21"/>
           <w:lang w:val="en-CA"/>
@@ -1142,6 +1141,7 @@
       <w:proofErr w:type="spellEnd"/>
       <w:r>
         <w:rPr>
+          <w:rFonts w:ascii="Calibri" w:hAnsi="Calibri" w:cs="Calibri"/>
           <w:sz w:val="21"/>
           <w:szCs w:val="21"/>
           <w:lang w:val="en-CA"/>
@@ -1152,13 +1152,15 @@
     <w:p>
       <w:pPr>
         <w:rPr>
-          <w:sz w:val="21"/>
-          <w:szCs w:val="21"/>
-          <w:lang w:val="en-CA"/>
-        </w:rPr>
-      </w:pPr>
-      <w:r>
-        <w:rPr>
+          <w:rFonts w:ascii="Calibri" w:hAnsi="Calibri" w:cs="Calibri"/>
+          <w:sz w:val="21"/>
+          <w:szCs w:val="21"/>
+          <w:lang w:val="en-CA"/>
+        </w:rPr>
+      </w:pPr>
+      <w:r>
+        <w:rPr>
+          <w:rFonts w:ascii="Calibri" w:hAnsi="Calibri" w:cs="Calibri"/>
           <w:b/>
           <w:bCs/>
           <w:sz w:val="21"/>
@@ -1169,6 +1171,7 @@
       </w:r>
       <w:r>
         <w:rPr>
+          <w:rFonts w:ascii="Calibri" w:hAnsi="Calibri" w:cs="Calibri"/>
           <w:sz w:val="21"/>
           <w:szCs w:val="21"/>
           <w:lang w:val="en-CA"/>
@@ -1179,13 +1182,15 @@
     <w:p>
       <w:pPr>
         <w:rPr>
-          <w:sz w:val="21"/>
-          <w:szCs w:val="21"/>
-          <w:lang w:val="en-CA"/>
-        </w:rPr>
-      </w:pPr>
-      <w:r>
-        <w:rPr>
+          <w:rFonts w:ascii="Calibri" w:hAnsi="Calibri" w:cs="Calibri"/>
+          <w:sz w:val="21"/>
+          <w:szCs w:val="21"/>
+          <w:lang w:val="en-CA"/>
+        </w:rPr>
+      </w:pPr>
+      <w:r>
+        <w:rPr>
+          <w:rFonts w:ascii="Calibri" w:hAnsi="Calibri" w:cs="Calibri"/>
           <w:b/>
           <w:bCs/>
           <w:sz w:val="21"/>
@@ -1202,13 +1207,15 @@
           <w:numId w:val="7"/>
         </w:numPr>
         <w:rPr>
-          <w:sz w:val="21"/>
-          <w:szCs w:val="21"/>
-          <w:lang w:val="en-CA"/>
-        </w:rPr>
-      </w:pPr>
-      <w:r>
-        <w:rPr>
+          <w:rFonts w:ascii="Calibri" w:hAnsi="Calibri" w:cs="Calibri"/>
+          <w:sz w:val="21"/>
+          <w:szCs w:val="21"/>
+          <w:lang w:val="en-CA"/>
+        </w:rPr>
+      </w:pPr>
+      <w:r>
+        <w:rPr>
+          <w:rFonts w:ascii="Calibri" w:hAnsi="Calibri" w:cs="Calibri"/>
           <w:b/>
           <w:bCs/>
           <w:sz w:val="21"/>
@@ -1219,6 +1226,7 @@
       </w:r>
       <w:r>
         <w:rPr>
+          <w:rFonts w:ascii="Calibri" w:hAnsi="Calibri" w:cs="Calibri"/>
           <w:sz w:val="21"/>
           <w:szCs w:val="21"/>
           <w:lang w:val="en-CA"/>
@@ -1233,13 +1241,15 @@
           <w:numId w:val="7"/>
         </w:numPr>
         <w:rPr>
-          <w:sz w:val="21"/>
-          <w:szCs w:val="21"/>
-          <w:lang w:val="en-CA"/>
-        </w:rPr>
-      </w:pPr>
-      <w:r>
-        <w:rPr>
+          <w:rFonts w:ascii="Calibri" w:hAnsi="Calibri" w:cs="Calibri"/>
+          <w:sz w:val="21"/>
+          <w:szCs w:val="21"/>
+          <w:lang w:val="en-CA"/>
+        </w:rPr>
+      </w:pPr>
+      <w:r>
+        <w:rPr>
+          <w:rFonts w:ascii="Calibri" w:hAnsi="Calibri" w:cs="Calibri"/>
           <w:b/>
           <w:bCs/>
           <w:sz w:val="21"/>
@@ -1250,6 +1260,7 @@
       </w:r>
       <w:r>
         <w:rPr>
+          <w:rFonts w:ascii="Calibri" w:hAnsi="Calibri" w:cs="Calibri"/>
           <w:sz w:val="21"/>
           <w:szCs w:val="21"/>
           <w:lang w:val="en-CA"/>
@@ -1264,13 +1275,15 @@
           <w:numId w:val="7"/>
         </w:numPr>
         <w:rPr>
-          <w:sz w:val="21"/>
-          <w:szCs w:val="21"/>
-          <w:lang w:val="en-CA"/>
-        </w:rPr>
-      </w:pPr>
-      <w:r>
-        <w:rPr>
+          <w:rFonts w:ascii="Calibri" w:hAnsi="Calibri" w:cs="Calibri"/>
+          <w:sz w:val="21"/>
+          <w:szCs w:val="21"/>
+          <w:lang w:val="en-CA"/>
+        </w:rPr>
+      </w:pPr>
+      <w:r>
+        <w:rPr>
+          <w:rFonts w:ascii="Calibri" w:hAnsi="Calibri" w:cs="Calibri"/>
           <w:b/>
           <w:bCs/>
           <w:sz w:val="21"/>
@@ -1281,6 +1294,7 @@
       </w:r>
       <w:r>
         <w:rPr>
+          <w:rFonts w:ascii="Calibri" w:hAnsi="Calibri" w:cs="Calibri"/>
           <w:sz w:val="21"/>
           <w:szCs w:val="21"/>
           <w:lang w:val="en-CA"/>
@@ -1292,12 +1306,14 @@
       <w:pPr>
         <w:pStyle w:val="Heading1"/>
         <w:rPr>
-          <w:sz w:val="21"/>
-          <w:szCs w:val="21"/>
-        </w:rPr>
-      </w:pPr>
-      <w:r>
-        <w:rPr>
+          <w:rFonts w:ascii="Calibri" w:hAnsi="Calibri" w:cs="Calibri"/>
+          <w:sz w:val="21"/>
+          <w:szCs w:val="21"/>
+        </w:rPr>
+      </w:pPr>
+      <w:r>
+        <w:rPr>
+          <w:rFonts w:ascii="Calibri" w:hAnsi="Calibri" w:cs="Calibri"/>
           <w:sz w:val="21"/>
           <w:szCs w:val="21"/>
         </w:rPr>
@@ -1308,13 +1324,15 @@
       <w:pPr>
         <w:pStyle w:val="Heading3"/>
         <w:rPr>
-          <w:sz w:val="21"/>
-          <w:szCs w:val="21"/>
-          <w:lang w:val="en-CA"/>
-        </w:rPr>
-      </w:pPr>
-      <w:r>
-        <w:rPr>
+          <w:rFonts w:ascii="Calibri" w:hAnsi="Calibri" w:cs="Calibri"/>
+          <w:sz w:val="21"/>
+          <w:szCs w:val="21"/>
+          <w:lang w:val="en-CA"/>
+        </w:rPr>
+      </w:pPr>
+      <w:r>
+        <w:rPr>
+          <w:rFonts w:ascii="Calibri" w:hAnsi="Calibri" w:cs="Calibri"/>
           <w:b/>
           <w:bCs/>
           <w:sz w:val="21"/>
@@ -1332,12 +1350,14 @@
           <w:numId w:val="8"/>
         </w:numPr>
         <w:rPr>
-          <w:sz w:val="21"/>
-          <w:szCs w:val="21"/>
-        </w:rPr>
-      </w:pPr>
-      <w:r>
-        <w:rPr>
+          <w:rFonts w:ascii="Calibri" w:hAnsi="Calibri" w:cs="Calibri"/>
+          <w:sz w:val="21"/>
+          <w:szCs w:val="21"/>
+        </w:rPr>
+      </w:pPr>
+      <w:r>
+        <w:rPr>
+          <w:rFonts w:ascii="Calibri" w:hAnsi="Calibri" w:cs="Calibri"/>
           <w:b/>
           <w:bCs/>
           <w:sz w:val="21"/>
@@ -1348,6 +1368,7 @@
       </w:r>
       <w:r>
         <w:rPr>
+          <w:rFonts w:ascii="Calibri" w:hAnsi="Calibri" w:cs="Calibri"/>
           <w:sz w:val="21"/>
           <w:szCs w:val="21"/>
           <w:lang w:val="en-CA"/>
@@ -1356,6 +1377,7 @@
       </w:r>
       <w:r>
         <w:rPr>
+          <w:rFonts w:ascii="Calibri" w:hAnsi="Calibri" w:cs="Calibri"/>
           <w:sz w:val="21"/>
           <w:szCs w:val="21"/>
         </w:rPr>
@@ -1363,6 +1385,7 @@
       </w:r>
       <w:r>
         <w:rPr>
+          <w:rFonts w:ascii="Calibri" w:hAnsi="Calibri" w:cs="Calibri"/>
           <w:sz w:val="21"/>
           <w:szCs w:val="21"/>
         </w:rPr>
@@ -1377,15 +1400,22 @@
           <w:ilvl w:val="0"/>
           <w:numId w:val="8"/>
         </w:numPr>
-      </w:pPr>
-      <w:r>
-        <w:rPr>
+        <w:rPr>
+          <w:rFonts w:ascii="Calibri" w:hAnsi="Calibri" w:cs="Calibri"/>
+        </w:rPr>
+      </w:pPr>
+      <w:r>
+        <w:rPr>
+          <w:rFonts w:ascii="Calibri" w:hAnsi="Calibri" w:cs="Calibri"/>
           <w:b/>
           <w:bCs/>
         </w:rPr>
         <w:t>What I did:</w:t>
       </w:r>
       <w:r>
+        <w:rPr>
+          <w:rFonts w:ascii="Calibri" w:hAnsi="Calibri" w:cs="Calibri"/>
+        </w:rPr>
         <w:t xml:space="preserve"> Designed and ran the system myself — it talks to you locally using a small voice model and connects to an online AI brain for smarter responses.</w:t>
       </w:r>
     </w:p>
@@ -1397,12 +1427,14 @@
           <w:numId w:val="8"/>
         </w:numPr>
         <w:rPr>
-          <w:sz w:val="21"/>
-          <w:szCs w:val="21"/>
-        </w:rPr>
-      </w:pPr>
-      <w:r>
-        <w:rPr>
+          <w:rFonts w:ascii="Calibri" w:hAnsi="Calibri" w:cs="Calibri"/>
+          <w:sz w:val="21"/>
+          <w:szCs w:val="21"/>
+        </w:rPr>
+      </w:pPr>
+      <w:r>
+        <w:rPr>
+          <w:rFonts w:ascii="Calibri" w:hAnsi="Calibri" w:cs="Calibri"/>
           <w:b/>
           <w:bCs/>
           <w:sz w:val="21"/>
@@ -1413,6 +1445,7 @@
       </w:r>
       <w:r>
         <w:rPr>
+          <w:rFonts w:ascii="Calibri" w:hAnsi="Calibri" w:cs="Calibri"/>
           <w:sz w:val="21"/>
           <w:szCs w:val="21"/>
           <w:lang w:val="en-CA"/>
@@ -1421,6 +1454,7 @@
       </w:r>
       <w:r>
         <w:rPr>
+          <w:rFonts w:ascii="Calibri" w:hAnsi="Calibri" w:cs="Calibri"/>
           <w:sz w:val="21"/>
           <w:szCs w:val="21"/>
         </w:rPr>
@@ -1428,6 +1462,7 @@
       </w:r>
       <w:r>
         <w:rPr>
+          <w:rFonts w:ascii="Calibri" w:hAnsi="Calibri" w:cs="Calibri"/>
           <w:sz w:val="21"/>
           <w:szCs w:val="21"/>
         </w:rPr>
@@ -1443,17 +1478,22 @@
           <w:numId w:val="8"/>
         </w:numPr>
         <w:rPr>
-          <w:lang w:val="en-CA"/>
-        </w:rPr>
-      </w:pPr>
-      <w:r>
-        <w:rPr>
+          <w:rFonts w:ascii="Calibri" w:hAnsi="Calibri" w:cs="Calibri"/>
+          <w:lang w:val="en-CA"/>
+        </w:rPr>
+      </w:pPr>
+      <w:r>
+        <w:rPr>
+          <w:rFonts w:ascii="Calibri" w:hAnsi="Calibri" w:cs="Calibri"/>
           <w:b/>
           <w:bCs/>
         </w:rPr>
         <w:t>Why:</w:t>
       </w:r>
       <w:r>
+        <w:rPr>
+          <w:rFonts w:ascii="Calibri" w:hAnsi="Calibri" w:cs="Calibri"/>
+        </w:rPr>
         <w:t xml:space="preserve"> To make studying feel less robotic — the system reinforces memory through spoken prompts instead of silent text, keeping users alert during long study sessions.</w:t>
       </w:r>
     </w:p>
@@ -1465,13 +1505,15 @@
           <w:numId w:val="8"/>
         </w:numPr>
         <w:rPr>
-          <w:sz w:val="21"/>
-          <w:szCs w:val="21"/>
-          <w:lang w:val="en-CA"/>
-        </w:rPr>
-      </w:pPr>
-      <w:r>
-        <w:rPr>
+          <w:rFonts w:ascii="Calibri" w:hAnsi="Calibri" w:cs="Calibri"/>
+          <w:sz w:val="21"/>
+          <w:szCs w:val="21"/>
+          <w:lang w:val="en-CA"/>
+        </w:rPr>
+      </w:pPr>
+      <w:r>
+        <w:rPr>
+          <w:rFonts w:ascii="Calibri" w:hAnsi="Calibri" w:cs="Calibri"/>
           <w:b/>
           <w:bCs/>
           <w:sz w:val="21"/>
@@ -1482,6 +1524,7 @@
       </w:r>
       <w:r>
         <w:rPr>
+          <w:rFonts w:ascii="Calibri" w:hAnsi="Calibri" w:cs="Calibri"/>
           <w:sz w:val="21"/>
           <w:szCs w:val="21"/>
           <w:lang w:val="en-CA"/>
@@ -1490,6 +1533,7 @@
       </w:r>
       <w:r>
         <w:rPr>
+          <w:rFonts w:ascii="Calibri" w:hAnsi="Calibri" w:cs="Calibri"/>
           <w:sz w:val="21"/>
           <w:szCs w:val="21"/>
           <w:lang w:val="en-CA"/>
@@ -1498,30 +1542,17 @@
       </w:r>
       <w:r>
         <w:rPr>
+          <w:rFonts w:ascii="Calibri" w:hAnsi="Calibri" w:cs="Calibri"/>
           <w:sz w:val="21"/>
           <w:szCs w:val="21"/>
           <w:lang w:val="en-CA"/>
         </w:rPr>
         <w:noBreakHyphen/>
-      </w:r>
-      <w:r>
-        <w:rPr>
-          <w:sz w:val="21"/>
-          <w:szCs w:val="21"/>
-          <w:lang w:val="en-CA"/>
-        </w:rPr>
-        <w:t xml:space="preserve">desktop </w:t>
-      </w:r>
-      <w:r>
-        <w:rPr>
-          <w:sz w:val="21"/>
-          <w:szCs w:val="21"/>
-          <w:lang w:val="en-CA"/>
-        </w:rPr>
-        <w:t>app that responds in under three seconds and keeps all data private while generating real</w:t>
-      </w:r>
-      <w:r>
-        <w:rPr>
+        <w:t>desktop app that responds in under three seconds and keeps all data private while generating real</w:t>
+      </w:r>
+      <w:r>
+        <w:rPr>
+          <w:rFonts w:ascii="Calibri" w:hAnsi="Calibri" w:cs="Calibri"/>
           <w:sz w:val="21"/>
           <w:szCs w:val="21"/>
           <w:lang w:val="en-CA"/>
@@ -1534,13 +1565,15 @@
       <w:pPr>
         <w:pStyle w:val="Heading3"/>
         <w:rPr>
-          <w:sz w:val="21"/>
-          <w:szCs w:val="21"/>
-          <w:lang w:val="en-CA"/>
-        </w:rPr>
-      </w:pPr>
-      <w:r>
-        <w:rPr>
+          <w:rFonts w:ascii="Calibri" w:hAnsi="Calibri" w:cs="Calibri"/>
+          <w:sz w:val="21"/>
+          <w:szCs w:val="21"/>
+          <w:lang w:val="en-CA"/>
+        </w:rPr>
+      </w:pPr>
+      <w:r>
+        <w:rPr>
+          <w:rFonts w:ascii="Calibri" w:hAnsi="Calibri" w:cs="Calibri"/>
           <w:b/>
           <w:bCs/>
           <w:sz w:val="21"/>
@@ -1558,12 +1591,14 @@
           <w:numId w:val="9"/>
         </w:numPr>
         <w:rPr>
-          <w:sz w:val="21"/>
-          <w:szCs w:val="21"/>
-        </w:rPr>
-      </w:pPr>
-      <w:r>
-        <w:rPr>
+          <w:rFonts w:ascii="Calibri" w:hAnsi="Calibri" w:cs="Calibri"/>
+          <w:sz w:val="21"/>
+          <w:szCs w:val="21"/>
+        </w:rPr>
+      </w:pPr>
+      <w:r>
+        <w:rPr>
+          <w:rFonts w:ascii="Calibri" w:hAnsi="Calibri" w:cs="Calibri"/>
           <w:b/>
           <w:bCs/>
           <w:sz w:val="21"/>
@@ -1574,6 +1609,7 @@
       </w:r>
       <w:r>
         <w:rPr>
+          <w:rFonts w:ascii="Calibri" w:hAnsi="Calibri" w:cs="Calibri"/>
           <w:sz w:val="21"/>
           <w:szCs w:val="21"/>
           <w:lang w:val="en-CA"/>
@@ -1582,6 +1618,7 @@
       </w:r>
       <w:r>
         <w:rPr>
+          <w:rFonts w:ascii="Calibri" w:hAnsi="Calibri" w:cs="Calibri"/>
           <w:sz w:val="21"/>
           <w:szCs w:val="21"/>
         </w:rPr>
@@ -1589,6 +1626,7 @@
       </w:r>
       <w:r>
         <w:rPr>
+          <w:rFonts w:ascii="Calibri" w:hAnsi="Calibri" w:cs="Calibri"/>
           <w:sz w:val="21"/>
           <w:szCs w:val="21"/>
         </w:rPr>
@@ -1604,20 +1642,28 @@
           <w:numId w:val="9"/>
         </w:numPr>
         <w:rPr>
-          <w:lang w:val="en-CA"/>
-        </w:rPr>
-      </w:pPr>
-      <w:r>
-        <w:rPr>
+          <w:rFonts w:ascii="Calibri" w:hAnsi="Calibri" w:cs="Calibri"/>
+          <w:lang w:val="en-CA"/>
+        </w:rPr>
+      </w:pPr>
+      <w:r>
+        <w:rPr>
+          <w:rFonts w:ascii="Calibri" w:hAnsi="Calibri" w:cs="Calibri"/>
           <w:b/>
           <w:bCs/>
         </w:rPr>
         <w:t>What I did:</w:t>
       </w:r>
       <w:r>
+        <w:rPr>
+          <w:rFonts w:ascii="Calibri" w:hAnsi="Calibri" w:cs="Calibri"/>
+        </w:rPr>
         <w:t xml:space="preserve"> Created a Python</w:t>
       </w:r>
       <w:r>
+        <w:rPr>
+          <w:rFonts w:ascii="Calibri" w:hAnsi="Calibri" w:cs="Calibri"/>
+        </w:rPr>
         <w:noBreakHyphen/>
         <w:t>based terminal app that runs several agents in parallel, each with its own personality and memory window.</w:t>
       </w:r>
@@ -1630,12 +1676,14 @@
           <w:numId w:val="9"/>
         </w:numPr>
         <w:rPr>
-          <w:sz w:val="21"/>
-          <w:szCs w:val="21"/>
-        </w:rPr>
-      </w:pPr>
-      <w:r>
-        <w:rPr>
+          <w:rFonts w:ascii="Calibri" w:hAnsi="Calibri" w:cs="Calibri"/>
+          <w:sz w:val="21"/>
+          <w:szCs w:val="21"/>
+        </w:rPr>
+      </w:pPr>
+      <w:r>
+        <w:rPr>
+          <w:rFonts w:ascii="Calibri" w:hAnsi="Calibri" w:cs="Calibri"/>
           <w:b/>
           <w:bCs/>
           <w:sz w:val="21"/>
@@ -1646,6 +1694,7 @@
       </w:r>
       <w:r>
         <w:rPr>
+          <w:rFonts w:ascii="Calibri" w:hAnsi="Calibri" w:cs="Calibri"/>
           <w:sz w:val="21"/>
           <w:szCs w:val="21"/>
           <w:lang w:val="en-CA"/>
@@ -1654,6 +1703,7 @@
       </w:r>
       <w:r>
         <w:rPr>
+          <w:rFonts w:ascii="Calibri" w:hAnsi="Calibri" w:cs="Calibri"/>
           <w:sz w:val="21"/>
           <w:szCs w:val="21"/>
         </w:rPr>
@@ -1661,6 +1711,7 @@
       </w:r>
       <w:r>
         <w:rPr>
+          <w:rFonts w:ascii="Calibri" w:hAnsi="Calibri" w:cs="Calibri"/>
           <w:sz w:val="21"/>
           <w:szCs w:val="21"/>
         </w:rPr>
@@ -1669,6 +1720,7 @@
       </w:r>
       <w:r>
         <w:rPr>
+          <w:rFonts w:ascii="Calibri" w:hAnsi="Calibri" w:cs="Calibri"/>
           <w:sz w:val="21"/>
           <w:szCs w:val="21"/>
         </w:rPr>
@@ -1684,17 +1736,22 @@
           <w:numId w:val="9"/>
         </w:numPr>
         <w:rPr>
-          <w:lang w:val="en-CA"/>
-        </w:rPr>
-      </w:pPr>
-      <w:r>
-        <w:rPr>
+          <w:rFonts w:ascii="Calibri" w:hAnsi="Calibri" w:cs="Calibri"/>
+          <w:lang w:val="en-CA"/>
+        </w:rPr>
+      </w:pPr>
+      <w:r>
+        <w:rPr>
+          <w:rFonts w:ascii="Calibri" w:hAnsi="Calibri" w:cs="Calibri"/>
           <w:b/>
           <w:bCs/>
         </w:rPr>
         <w:t>Why:</w:t>
       </w:r>
       <w:r>
+        <w:rPr>
+          <w:rFonts w:ascii="Calibri" w:hAnsi="Calibri" w:cs="Calibri"/>
+        </w:rPr>
         <w:t xml:space="preserve"> To test how different AI personas can cooperate or debate in real time — useful for research, simulation, and creative writing tools.</w:t>
       </w:r>
     </w:p>
@@ -1706,13 +1763,15 @@
           <w:numId w:val="9"/>
         </w:numPr>
         <w:rPr>
-          <w:sz w:val="21"/>
-          <w:szCs w:val="21"/>
-          <w:lang w:val="en-CA"/>
-        </w:rPr>
-      </w:pPr>
-      <w:r>
-        <w:rPr>
+          <w:rFonts w:ascii="Calibri" w:hAnsi="Calibri" w:cs="Calibri"/>
+          <w:sz w:val="21"/>
+          <w:szCs w:val="21"/>
+          <w:lang w:val="en-CA"/>
+        </w:rPr>
+      </w:pPr>
+      <w:r>
+        <w:rPr>
+          <w:rFonts w:ascii="Calibri" w:hAnsi="Calibri" w:cs="Calibri"/>
           <w:sz w:val="21"/>
           <w:szCs w:val="21"/>
         </w:rPr>
@@ -1720,6 +1779,7 @@
       </w:r>
       <w:r>
         <w:rPr>
+          <w:rFonts w:ascii="Calibri" w:hAnsi="Calibri" w:cs="Calibri"/>
           <w:sz w:val="21"/>
           <w:szCs w:val="21"/>
         </w:rPr>
@@ -1729,6 +1789,7 @@
       <w:proofErr w:type="spellStart"/>
       <w:r>
         <w:rPr>
+          <w:rFonts w:ascii="Calibri" w:hAnsi="Calibri" w:cs="Calibri"/>
           <w:sz w:val="21"/>
           <w:szCs w:val="21"/>
         </w:rPr>
@@ -1737,6 +1798,7 @@
       <w:proofErr w:type="spellEnd"/>
       <w:r>
         <w:rPr>
+          <w:rFonts w:ascii="Calibri" w:hAnsi="Calibri" w:cs="Calibri"/>
           <w:sz w:val="21"/>
           <w:szCs w:val="21"/>
         </w:rPr>
@@ -1745,6 +1807,7 @@
       <w:proofErr w:type="spellStart"/>
       <w:r>
         <w:rPr>
+          <w:rFonts w:ascii="Calibri" w:hAnsi="Calibri" w:cs="Calibri"/>
           <w:sz w:val="21"/>
           <w:szCs w:val="21"/>
         </w:rPr>
@@ -1753,6 +1816,7 @@
       <w:proofErr w:type="spellEnd"/>
       <w:r>
         <w:rPr>
+          <w:rFonts w:ascii="Calibri" w:hAnsi="Calibri" w:cs="Calibri"/>
           <w:sz w:val="21"/>
           <w:szCs w:val="21"/>
         </w:rPr>
@@ -1761,6 +1825,7 @@
       <w:proofErr w:type="spellStart"/>
       <w:r>
         <w:rPr>
+          <w:rFonts w:ascii="Calibri" w:hAnsi="Calibri" w:cs="Calibri"/>
           <w:sz w:val="21"/>
           <w:szCs w:val="21"/>
         </w:rPr>
@@ -1769,6 +1834,7 @@
       <w:proofErr w:type="spellEnd"/>
       <w:r>
         <w:rPr>
+          <w:rFonts w:ascii="Calibri" w:hAnsi="Calibri" w:cs="Calibri"/>
           <w:sz w:val="21"/>
           <w:szCs w:val="21"/>
         </w:rPr>
@@ -1776,6 +1842,7 @@
       </w:r>
       <w:r>
         <w:rPr>
+          <w:rFonts w:ascii="Calibri" w:hAnsi="Calibri" w:cs="Calibri"/>
           <w:sz w:val="21"/>
           <w:szCs w:val="21"/>
         </w:rPr>
@@ -1784,6 +1851,7 @@
       </w:r>
       <w:r>
         <w:rPr>
+          <w:rFonts w:ascii="Calibri" w:hAnsi="Calibri" w:cs="Calibri"/>
           <w:sz w:val="21"/>
           <w:szCs w:val="21"/>
         </w:rPr>
@@ -1793,224 +1861,33 @@
     </w:p>
     <w:p>
       <w:pPr>
-        <w:pStyle w:val="Heading3"/>
-        <w:rPr>
-          <w:sz w:val="21"/>
-          <w:szCs w:val="21"/>
-          <w:lang w:val="en-CA"/>
-        </w:rPr>
-      </w:pPr>
-      <w:r>
-        <w:rPr>
+        <w:rPr>
+          <w:rFonts w:ascii="Calibri" w:hAnsi="Calibri" w:cs="Calibri"/>
           <w:b/>
           <w:bCs/>
-          <w:sz w:val="21"/>
-          <w:szCs w:val="21"/>
-          <w:lang w:val="en-CA"/>
-        </w:rPr>
-        <w:t>Autonomous Obsidian Vault Evolver</w:t>
-      </w:r>
-    </w:p>
-    <w:p>
-      <w:pPr>
-        <w:pStyle w:val="Heading3"/>
-        <w:numPr>
-          <w:ilvl w:val="0"/>
-          <w:numId w:val="10"/>
-        </w:numPr>
-        <w:rPr>
-          <w:sz w:val="21"/>
-          <w:szCs w:val="21"/>
-          <w:lang w:val="en-CA"/>
-        </w:rPr>
-      </w:pPr>
-      <w:r>
-        <w:rPr>
+        </w:rPr>
+      </w:pPr>
+      <w:r>
+        <w:rPr>
+          <w:rFonts w:ascii="Calibri" w:hAnsi="Calibri" w:cs="Calibri"/>
           <w:b/>
           <w:bCs/>
-          <w:sz w:val="21"/>
-          <w:szCs w:val="21"/>
-          <w:lang w:val="en-CA"/>
-        </w:rPr>
-        <w:t>Purpose:</w:t>
-      </w:r>
-      <w:r>
-        <w:rPr>
-          <w:sz w:val="21"/>
-          <w:szCs w:val="21"/>
-          <w:lang w:val="en-CA"/>
-        </w:rPr>
-        <w:t xml:space="preserve"> To automate knowledge graph synthesis, semantic linkage, and structural note expansion within local Markdown knowledge bases for accelerated legal and technical research.</w:t>
-      </w:r>
-    </w:p>
-    <w:p>
-      <w:pPr>
-        <w:pStyle w:val="ListParagraph"/>
-        <w:numPr>
-          <w:ilvl w:val="0"/>
-          <w:numId w:val="10"/>
-        </w:numPr>
-        <w:rPr>
-          <w:lang w:val="en-CA"/>
-        </w:rPr>
-      </w:pPr>
-      <w:r>
-        <w:rPr>
+        </w:rPr>
+        <w:t xml:space="preserve">Obsidian Neural Yield </w:t>
+      </w:r>
+      <w:proofErr w:type="spellStart"/>
+      <w:r>
+        <w:rPr>
+          <w:rFonts w:ascii="Calibri" w:hAnsi="Calibri" w:cs="Calibri"/>
           <w:b/>
           <w:bCs/>
         </w:rPr>
-        <w:t>What I did:</w:t>
-      </w:r>
-      <w:r>
-        <w:t xml:space="preserve"> Built a script that scans Markdown notes, finds links between ideas, and writes new “synthesis” notes showing how topics connect.</w:t>
-      </w:r>
-    </w:p>
-    <w:p>
-      <w:pPr>
-        <w:pStyle w:val="Heading3"/>
-        <w:numPr>
-          <w:ilvl w:val="0"/>
-          <w:numId w:val="10"/>
-        </w:numPr>
-        <w:rPr>
-          <w:sz w:val="21"/>
-          <w:szCs w:val="21"/>
-          <w:lang w:val="en-CA"/>
-        </w:rPr>
-      </w:pPr>
-      <w:r>
-        <w:rPr>
-          <w:b/>
-          <w:bCs/>
-          <w:sz w:val="21"/>
-          <w:szCs w:val="21"/>
-        </w:rPr>
-        <w:t xml:space="preserve">How: </w:t>
-      </w:r>
-      <w:r>
-        <w:rPr>
-          <w:sz w:val="21"/>
-          <w:szCs w:val="21"/>
-        </w:rPr>
-        <w:t xml:space="preserve">Used </w:t>
-      </w:r>
-      <w:proofErr w:type="spellStart"/>
-      <w:r>
-        <w:rPr>
-          <w:sz w:val="21"/>
-          <w:szCs w:val="21"/>
-        </w:rPr>
-        <w:t>Groq</w:t>
+        <w:t>eXtractor</w:t>
       </w:r>
       <w:proofErr w:type="spellEnd"/>
       <w:r>
         <w:rPr>
-          <w:sz w:val="21"/>
-          <w:szCs w:val="21"/>
-        </w:rPr>
-        <w:t xml:space="preserve"> API workflows to parse and cluster notes, then generate summaries and backlinks — all locally, with optional AI enhancement</w:t>
-      </w:r>
-      <w:r>
-        <w:rPr>
-          <w:sz w:val="21"/>
-          <w:szCs w:val="21"/>
-        </w:rPr>
-        <w:t>.</w:t>
-      </w:r>
-    </w:p>
-    <w:p>
-      <w:pPr>
-        <w:pStyle w:val="ListParagraph"/>
-        <w:numPr>
-          <w:ilvl w:val="0"/>
-          <w:numId w:val="10"/>
-        </w:numPr>
-        <w:rPr>
-          <w:lang w:val="en-CA"/>
-        </w:rPr>
-      </w:pPr>
-      <w:r>
-        <w:rPr>
-          <w:b/>
-          <w:bCs/>
-        </w:rPr>
-        <w:t>Why:</w:t>
-      </w:r>
-      <w:r>
-        <w:t xml:space="preserve"> To save time on manual research organization and help users see patterns across large sets of notes.</w:t>
-      </w:r>
-    </w:p>
-    <w:p>
-      <w:pPr>
-        <w:pStyle w:val="Heading3"/>
-        <w:numPr>
-          <w:ilvl w:val="0"/>
-          <w:numId w:val="10"/>
-        </w:numPr>
-        <w:rPr>
-          <w:sz w:val="21"/>
-          <w:szCs w:val="21"/>
-        </w:rPr>
-      </w:pPr>
-      <w:r>
-        <w:rPr>
-          <w:b/>
-          <w:bCs/>
-          <w:sz w:val="21"/>
-          <w:szCs w:val="21"/>
-          <w:lang w:val="en-CA"/>
-        </w:rPr>
-        <w:t>Outcome:</w:t>
-      </w:r>
-      <w:r>
-        <w:rPr>
-          <w:sz w:val="21"/>
-          <w:szCs w:val="21"/>
-          <w:lang w:val="en-CA"/>
-        </w:rPr>
-        <w:t xml:space="preserve"> </w:t>
-      </w:r>
-      <w:r>
-        <w:rPr>
-          <w:sz w:val="21"/>
-          <w:szCs w:val="21"/>
-        </w:rPr>
-        <w:t>Published an open</w:t>
-      </w:r>
-      <w:r>
-        <w:rPr>
-          <w:sz w:val="21"/>
-          <w:szCs w:val="21"/>
-        </w:rPr>
-        <w:noBreakHyphen/>
-        <w:t>source utility that turns scattered notes into a structured, evolving knowledge network.</w:t>
-      </w:r>
-    </w:p>
-    <w:p>
-      <w:pPr>
-        <w:rPr>
-          <w:b/>
-          <w:bCs/>
-        </w:rPr>
-      </w:pPr>
-      <w:r>
-        <w:rPr>
-          <w:b/>
-          <w:bCs/>
-        </w:rPr>
-        <w:t xml:space="preserve">Obsidian Neural Yield </w:t>
-      </w:r>
-      <w:proofErr w:type="spellStart"/>
-      <w:r>
-        <w:rPr>
-          <w:b/>
-          <w:bCs/>
-        </w:rPr>
-        <w:t>eXtractor</w:t>
-      </w:r>
-      <w:proofErr w:type="spellEnd"/>
-      <w:r>
-        <w:rPr>
+          <w:rFonts w:ascii="Calibri" w:hAnsi="Calibri" w:cs="Calibri"/>
           <w:b/>
           <w:bCs/>
         </w:rPr>
@@ -2024,15 +1901,22 @@
           <w:ilvl w:val="0"/>
           <w:numId w:val="17"/>
         </w:numPr>
-      </w:pPr>
-      <w:r>
-        <w:rPr>
+        <w:rPr>
+          <w:rFonts w:ascii="Calibri" w:hAnsi="Calibri" w:cs="Calibri"/>
+        </w:rPr>
+      </w:pPr>
+      <w:r>
+        <w:rPr>
+          <w:rFonts w:ascii="Calibri" w:hAnsi="Calibri" w:cs="Calibri"/>
           <w:b/>
           <w:bCs/>
         </w:rPr>
         <w:t xml:space="preserve">Purpose: </w:t>
       </w:r>
       <w:r>
+        <w:rPr>
+          <w:rFonts w:ascii="Calibri" w:hAnsi="Calibri" w:cs="Calibri"/>
+        </w:rPr>
         <w:t>Built a real</w:t>
       </w:r>
       <w:r>
@@ -2042,6 +1926,9 @@
         <w:t>‑</w:t>
       </w:r>
       <w:r>
+        <w:rPr>
+          <w:rFonts w:ascii="Calibri" w:hAnsi="Calibri" w:cs="Calibri"/>
+        </w:rPr>
         <w:t>time lecture assistant that listens to classes, transcribes audio, and automatically turns it into structured Obsidian notes with accurate backlinks.</w:t>
       </w:r>
     </w:p>
@@ -2052,15 +1939,22 @@
           <w:ilvl w:val="0"/>
           <w:numId w:val="17"/>
         </w:numPr>
-      </w:pPr>
-      <w:r>
-        <w:rPr>
+        <w:rPr>
+          <w:rFonts w:ascii="Calibri" w:hAnsi="Calibri" w:cs="Calibri"/>
+        </w:rPr>
+      </w:pPr>
+      <w:r>
+        <w:rPr>
+          <w:rFonts w:ascii="Calibri" w:hAnsi="Calibri" w:cs="Calibri"/>
           <w:b/>
           <w:bCs/>
         </w:rPr>
         <w:t xml:space="preserve">What I did: </w:t>
       </w:r>
       <w:r>
+        <w:rPr>
+          <w:rFonts w:ascii="Calibri" w:hAnsi="Calibri" w:cs="Calibri"/>
+        </w:rPr>
         <w:t>Designed a cross</w:t>
       </w:r>
       <w:r>
@@ -2070,16 +1964,10 @@
         <w:t>‑</w:t>
       </w:r>
       <w:r>
-        <w:t>platform tool that records audio, transcribes it, restructures the content, and writes clean Markdown directly into a user</w:t>
-      </w:r>
-      <w:r>
-        <w:rPr>
-          <w:rFonts w:ascii="Gill Sans Nova Light" w:hAnsi="Gill Sans Nova Light" w:cs="Gill Sans Nova Light"/>
-        </w:rPr>
-        <w:t>’</w:t>
-      </w:r>
-      <w:r>
-        <w:t>s vault.</w:t>
+        <w:rPr>
+          <w:rFonts w:ascii="Calibri" w:hAnsi="Calibri" w:cs="Calibri"/>
+        </w:rPr>
+        <w:t>platform tool that records audio, transcribes it, restructures the content, and writes clean Markdown directly into a user’s vault.</w:t>
       </w:r>
     </w:p>
     <w:p>
@@ -2089,23 +1977,36 @@
           <w:ilvl w:val="0"/>
           <w:numId w:val="17"/>
         </w:numPr>
-      </w:pPr>
-      <w:r>
-        <w:rPr>
+        <w:rPr>
+          <w:rFonts w:ascii="Calibri" w:hAnsi="Calibri" w:cs="Calibri"/>
+        </w:rPr>
+      </w:pPr>
+      <w:r>
+        <w:rPr>
+          <w:rFonts w:ascii="Calibri" w:hAnsi="Calibri" w:cs="Calibri"/>
           <w:b/>
           <w:bCs/>
         </w:rPr>
         <w:t xml:space="preserve">How: </w:t>
       </w:r>
       <w:r>
+        <w:rPr>
+          <w:rFonts w:ascii="Calibri" w:hAnsi="Calibri" w:cs="Calibri"/>
+        </w:rPr>
         <w:t xml:space="preserve">Combined </w:t>
       </w:r>
       <w:proofErr w:type="spellStart"/>
       <w:r>
+        <w:rPr>
+          <w:rFonts w:ascii="Calibri" w:hAnsi="Calibri" w:cs="Calibri"/>
+        </w:rPr>
         <w:t>Groq</w:t>
       </w:r>
       <w:proofErr w:type="spellEnd"/>
       <w:r>
+        <w:rPr>
+          <w:rFonts w:ascii="Calibri" w:hAnsi="Calibri" w:cs="Calibri"/>
+        </w:rPr>
         <w:t xml:space="preserve"> Whisper for fast transcription with Llama 3.3 for note structuring. Implemented a producer</w:t>
       </w:r>
       <w:r>
@@ -2115,6 +2016,9 @@
         <w:t>‑</w:t>
       </w:r>
       <w:r>
+        <w:rPr>
+          <w:rFonts w:ascii="Calibri" w:hAnsi="Calibri" w:cs="Calibri"/>
+        </w:rPr>
         <w:t>consumer pipeline for live recording, async processing, and vault</w:t>
       </w:r>
       <w:r>
@@ -2124,14 +2028,23 @@
         <w:t>‑</w:t>
       </w:r>
       <w:r>
+        <w:rPr>
+          <w:rFonts w:ascii="Calibri" w:hAnsi="Calibri" w:cs="Calibri"/>
+        </w:rPr>
         <w:t xml:space="preserve">aware backlink validation using </w:t>
       </w:r>
       <w:proofErr w:type="spellStart"/>
       <w:r>
+        <w:rPr>
+          <w:rFonts w:ascii="Calibri" w:hAnsi="Calibri" w:cs="Calibri"/>
+        </w:rPr>
         <w:t>rapidfuzz</w:t>
       </w:r>
       <w:proofErr w:type="spellEnd"/>
       <w:r>
+        <w:rPr>
+          <w:rFonts w:ascii="Calibri" w:hAnsi="Calibri" w:cs="Calibri"/>
+        </w:rPr>
         <w:t>.</w:t>
       </w:r>
     </w:p>
@@ -2142,15 +2055,22 @@
           <w:ilvl w:val="0"/>
           <w:numId w:val="17"/>
         </w:numPr>
-      </w:pPr>
-      <w:r>
-        <w:rPr>
+        <w:rPr>
+          <w:rFonts w:ascii="Calibri" w:hAnsi="Calibri" w:cs="Calibri"/>
+        </w:rPr>
+      </w:pPr>
+      <w:r>
+        <w:rPr>
+          <w:rFonts w:ascii="Calibri" w:hAnsi="Calibri" w:cs="Calibri"/>
           <w:b/>
           <w:bCs/>
         </w:rPr>
         <w:t xml:space="preserve">Why: </w:t>
       </w:r>
       <w:r>
+        <w:rPr>
+          <w:rFonts w:ascii="Calibri" w:hAnsi="Calibri" w:cs="Calibri"/>
+        </w:rPr>
         <w:t>To eliminate manual lecture note</w:t>
       </w:r>
       <w:r>
@@ -2160,30 +2080,38 @@
         <w:t>‑</w:t>
       </w:r>
       <w:r>
+        <w:rPr>
+          <w:rFonts w:ascii="Calibri" w:hAnsi="Calibri" w:cs="Calibri"/>
+        </w:rPr>
         <w:t>taking and help students generate organized, connected knowledge bases automatically.</w:t>
       </w:r>
     </w:p>
     <w:p>
       <w:pPr>
         <w:pStyle w:val="ListParagraph"/>
+        <w:widowControl w:val="0"/>
         <w:numPr>
           <w:ilvl w:val="0"/>
           <w:numId w:val="17"/>
         </w:numPr>
         <w:rPr>
+          <w:rFonts w:ascii="Calibri" w:hAnsi="Calibri" w:cs="Calibri"/>
           <w:b/>
           <w:bCs/>
         </w:rPr>
       </w:pPr>
       <w:r>
         <w:rPr>
+          <w:rFonts w:ascii="Calibri" w:hAnsi="Calibri" w:cs="Calibri"/>
           <w:b/>
           <w:bCs/>
         </w:rPr>
-        <w:lastRenderedPageBreak/>
         <w:t xml:space="preserve">Outcome: </w:t>
       </w:r>
       <w:r>
+        <w:rPr>
+          <w:rFonts w:ascii="Calibri" w:hAnsi="Calibri" w:cs="Calibri"/>
+        </w:rPr>
         <w:t>Released an open</w:t>
       </w:r>
       <w:r>
@@ -2193,14 +2121,23 @@
         <w:t>‑</w:t>
       </w:r>
       <w:r>
+        <w:rPr>
+          <w:rFonts w:ascii="Calibri" w:hAnsi="Calibri" w:cs="Calibri"/>
+        </w:rPr>
         <w:t>source package (</w:t>
       </w:r>
       <w:proofErr w:type="spellStart"/>
       <w:r>
+        <w:rPr>
+          <w:rFonts w:ascii="Calibri" w:hAnsi="Calibri" w:cs="Calibri"/>
+        </w:rPr>
         <w:t>npx</w:t>
       </w:r>
       <w:proofErr w:type="spellEnd"/>
       <w:r>
+        <w:rPr>
+          <w:rFonts w:ascii="Calibri" w:hAnsi="Calibri" w:cs="Calibri"/>
+        </w:rPr>
         <w:t xml:space="preserve"> onyx-vault) that produces live notes, executive summaries, and Anki</w:t>
       </w:r>
       <w:r>
@@ -2210,47 +2147,304 @@
         <w:t>‑</w:t>
       </w:r>
       <w:r>
-        <w:t xml:space="preserve">ready flashcards </w:t>
-      </w:r>
-      <w:r>
-        <w:rPr>
-          <w:rFonts w:ascii="Gill Sans Nova Light" w:hAnsi="Gill Sans Nova Light" w:cs="Gill Sans Nova Light"/>
-        </w:rPr>
-        <w:t>—</w:t>
-      </w:r>
-      <w:r>
-        <w:t xml:space="preserve"> all generated in real time with full Obsidian integration.</w:t>
-      </w:r>
-    </w:p>
-    <w:p>
-      <w:pPr>
-        <w:pStyle w:val="Heading1"/>
-        <w:rPr>
-          <w:sz w:val="21"/>
-          <w:szCs w:val="21"/>
-        </w:rPr>
-      </w:pPr>
-      <w:r>
-        <w:rPr>
-          <w:sz w:val="21"/>
-          <w:szCs w:val="21"/>
-        </w:rPr>
-        <w:t>Academic legal and regulatory research</w:t>
-      </w:r>
-    </w:p>
-    <w:p>
-      <w:pPr>
-        <w:pStyle w:val="Heading3"/>
-        <w:rPr>
+        <w:rPr>
+          <w:rFonts w:ascii="Calibri" w:hAnsi="Calibri" w:cs="Calibri"/>
+        </w:rPr>
+        <w:t>ready flashcards — all generated in real time with full Obsidian integration.</w:t>
+      </w:r>
+    </w:p>
+    <w:p>
+      <w:pPr>
+        <w:keepNext/>
+        <w:keepLines/>
+        <w:widowControl w:val="0"/>
+        <w:rPr>
+          <w:rFonts w:ascii="Calibri" w:hAnsi="Calibri" w:cs="Calibri"/>
           <w:b/>
           <w:bCs/>
-          <w:sz w:val="21"/>
-          <w:szCs w:val="21"/>
-          <w:lang w:val="en-CA"/>
-        </w:rPr>
-      </w:pPr>
-      <w:r>
-        <w:rPr>
+        </w:rPr>
+      </w:pPr>
+      <w:r>
+        <w:rPr>
+          <w:rFonts w:ascii="Calibri" w:hAnsi="Calibri" w:cs="Calibri"/>
+          <w:b/>
+          <w:bCs/>
+        </w:rPr>
+        <w:t>Moon — Global Desktop AI Widget</w:t>
+      </w:r>
+    </w:p>
+    <w:p>
+      <w:pPr>
+        <w:pStyle w:val="Heading1"/>
+        <w:keepNext/>
+        <w:keepLines/>
+        <w:widowControl w:val="0"/>
+        <w:numPr>
+          <w:ilvl w:val="0"/>
+          <w:numId w:val="4"/>
+        </w:numPr>
+        <w:spacing w:line="240" w:lineRule="auto"/>
+        <w:jc w:val="left"/>
+        <w:rPr>
+          <w:rFonts w:ascii="Calibri" w:eastAsiaTheme="minorEastAsia" w:hAnsi="Calibri" w:cs="Calibri"/>
+          <w:caps w:val="0"/>
+          <w:spacing w:val="0"/>
+          <w:sz w:val="20"/>
+          <w:lang w:eastAsia="en-GB"/>
+        </w:rPr>
+      </w:pPr>
+      <w:r>
+        <w:rPr>
+          <w:rFonts w:ascii="Calibri" w:eastAsiaTheme="minorEastAsia" w:hAnsi="Calibri" w:cs="Calibri"/>
+          <w:caps w:val="0"/>
+          <w:spacing w:val="0"/>
+          <w:sz w:val="20"/>
+          <w:lang w:eastAsia="en-GB"/>
+        </w:rPr>
+        <w:t xml:space="preserve">Purpose: </w:t>
+      </w:r>
+      <w:r>
+        <w:rPr>
+          <w:rFonts w:ascii="Calibri" w:eastAsiaTheme="minorEastAsia" w:hAnsi="Calibri" w:cs="Calibri"/>
+          <w:b w:val="0"/>
+          <w:bCs w:val="0"/>
+          <w:caps w:val="0"/>
+          <w:spacing w:val="0"/>
+          <w:sz w:val="20"/>
+          <w:lang w:eastAsia="en-GB"/>
+        </w:rPr>
+        <w:t>Built a fixed corner web widget inspired by Jarvis that provides immediate, voice-first AI assistance across web interfaces.</w:t>
+      </w:r>
+    </w:p>
+    <w:p>
+      <w:pPr>
+        <w:pStyle w:val="Heading1"/>
+        <w:keepNext/>
+        <w:keepLines/>
+        <w:widowControl w:val="0"/>
+        <w:numPr>
+          <w:ilvl w:val="0"/>
+          <w:numId w:val="4"/>
+        </w:numPr>
+        <w:spacing w:line="240" w:lineRule="auto"/>
+        <w:jc w:val="left"/>
+        <w:rPr>
+          <w:rFonts w:ascii="Calibri" w:eastAsiaTheme="minorEastAsia" w:hAnsi="Calibri" w:cs="Calibri"/>
+          <w:caps w:val="0"/>
+          <w:spacing w:val="0"/>
+          <w:sz w:val="20"/>
+          <w:lang w:eastAsia="en-GB"/>
+        </w:rPr>
+      </w:pPr>
+      <w:r>
+        <w:rPr>
+          <w:rFonts w:ascii="Calibri" w:eastAsiaTheme="minorEastAsia" w:hAnsi="Calibri" w:cs="Calibri"/>
+          <w:caps w:val="0"/>
+          <w:spacing w:val="0"/>
+          <w:sz w:val="20"/>
+          <w:lang w:eastAsia="en-GB"/>
+        </w:rPr>
+        <w:t xml:space="preserve">What I did: </w:t>
+      </w:r>
+      <w:r>
+        <w:rPr>
+          <w:rFonts w:ascii="Calibri" w:eastAsiaTheme="minorEastAsia" w:hAnsi="Calibri" w:cs="Calibri"/>
+          <w:b w:val="0"/>
+          <w:bCs w:val="0"/>
+          <w:caps w:val="0"/>
+          <w:spacing w:val="0"/>
+          <w:sz w:val="20"/>
+          <w:lang w:eastAsia="en-GB"/>
+        </w:rPr>
+        <w:t>Engineered a non-intrusive, corner-docked web chat widget featuring real-time voice capture, instant audio transcription, and streaming conversational responses without disrupting the page workflow.</w:t>
+      </w:r>
+    </w:p>
+    <w:p>
+      <w:pPr>
+        <w:pStyle w:val="Heading1"/>
+        <w:keepNext/>
+        <w:keepLines/>
+        <w:widowControl w:val="0"/>
+        <w:numPr>
+          <w:ilvl w:val="0"/>
+          <w:numId w:val="4"/>
+        </w:numPr>
+        <w:spacing w:line="240" w:lineRule="auto"/>
+        <w:jc w:val="left"/>
+        <w:rPr>
+          <w:rFonts w:ascii="Calibri" w:eastAsiaTheme="minorEastAsia" w:hAnsi="Calibri" w:cs="Calibri"/>
+          <w:caps w:val="0"/>
+          <w:spacing w:val="0"/>
+          <w:sz w:val="20"/>
+          <w:lang w:eastAsia="en-GB"/>
+        </w:rPr>
+      </w:pPr>
+      <w:r>
+        <w:rPr>
+          <w:rFonts w:ascii="Calibri" w:eastAsiaTheme="minorEastAsia" w:hAnsi="Calibri" w:cs="Calibri"/>
+          <w:caps w:val="0"/>
+          <w:spacing w:val="0"/>
+          <w:sz w:val="20"/>
+          <w:lang w:eastAsia="en-GB"/>
+        </w:rPr>
+        <w:t xml:space="preserve">How: </w:t>
+      </w:r>
+      <w:r>
+        <w:rPr>
+          <w:rFonts w:ascii="Calibri" w:eastAsiaTheme="minorEastAsia" w:hAnsi="Calibri" w:cs="Calibri"/>
+          <w:b w:val="0"/>
+          <w:bCs w:val="0"/>
+          <w:caps w:val="0"/>
+          <w:spacing w:val="0"/>
+          <w:sz w:val="20"/>
+          <w:lang w:eastAsia="en-GB"/>
+        </w:rPr>
+        <w:t xml:space="preserve">Paired </w:t>
+      </w:r>
+      <w:proofErr w:type="spellStart"/>
+      <w:r>
+        <w:rPr>
+          <w:rFonts w:ascii="Calibri" w:eastAsiaTheme="minorEastAsia" w:hAnsi="Calibri" w:cs="Calibri"/>
+          <w:b w:val="0"/>
+          <w:bCs w:val="0"/>
+          <w:caps w:val="0"/>
+          <w:spacing w:val="0"/>
+          <w:sz w:val="20"/>
+          <w:lang w:eastAsia="en-GB"/>
+        </w:rPr>
+        <w:t>Groq</w:t>
+      </w:r>
+      <w:proofErr w:type="spellEnd"/>
+      <w:r>
+        <w:rPr>
+          <w:rFonts w:ascii="Calibri" w:eastAsiaTheme="minorEastAsia" w:hAnsi="Calibri" w:cs="Calibri"/>
+          <w:b w:val="0"/>
+          <w:bCs w:val="0"/>
+          <w:caps w:val="0"/>
+          <w:spacing w:val="0"/>
+          <w:sz w:val="20"/>
+          <w:lang w:eastAsia="en-GB"/>
+        </w:rPr>
+        <w:t xml:space="preserve"> Whisper (whisper-large-v3) for sub-second audio transcription with claude-haiku-4-5 via the Anthropic API for low-latency reasoning and streaming execution.</w:t>
+      </w:r>
+    </w:p>
+    <w:p>
+      <w:pPr>
+        <w:pStyle w:val="Heading1"/>
+        <w:keepNext/>
+        <w:keepLines/>
+        <w:widowControl w:val="0"/>
+        <w:numPr>
+          <w:ilvl w:val="0"/>
+          <w:numId w:val="4"/>
+        </w:numPr>
+        <w:spacing w:line="240" w:lineRule="auto"/>
+        <w:jc w:val="left"/>
+        <w:rPr>
+          <w:rFonts w:ascii="Calibri" w:eastAsiaTheme="minorEastAsia" w:hAnsi="Calibri" w:cs="Calibri"/>
+          <w:caps w:val="0"/>
+          <w:spacing w:val="0"/>
+          <w:sz w:val="20"/>
+          <w:lang w:eastAsia="en-GB"/>
+        </w:rPr>
+      </w:pPr>
+      <w:r>
+        <w:rPr>
+          <w:rFonts w:ascii="Calibri" w:eastAsiaTheme="minorEastAsia" w:hAnsi="Calibri" w:cs="Calibri"/>
+          <w:caps w:val="0"/>
+          <w:spacing w:val="0"/>
+          <w:sz w:val="20"/>
+          <w:lang w:eastAsia="en-GB"/>
+        </w:rPr>
+        <w:t xml:space="preserve">Why: </w:t>
+      </w:r>
+      <w:r>
+        <w:rPr>
+          <w:rFonts w:ascii="Calibri" w:eastAsiaTheme="minorEastAsia" w:hAnsi="Calibri" w:cs="Calibri"/>
+          <w:b w:val="0"/>
+          <w:bCs w:val="0"/>
+          <w:caps w:val="0"/>
+          <w:spacing w:val="0"/>
+          <w:sz w:val="20"/>
+          <w:lang w:eastAsia="en-GB"/>
+        </w:rPr>
+        <w:t>To deliver a hands-free, interactive web companion that allows users to query, automate, and process information seamlessly on-page.</w:t>
+      </w:r>
+    </w:p>
+    <w:p>
+      <w:pPr>
+        <w:pStyle w:val="Heading1"/>
+        <w:keepNext/>
+        <w:keepLines/>
+        <w:widowControl w:val="0"/>
+        <w:numPr>
+          <w:ilvl w:val="0"/>
+          <w:numId w:val="4"/>
+        </w:numPr>
+        <w:spacing w:line="240" w:lineRule="auto"/>
+        <w:jc w:val="left"/>
+        <w:rPr>
+          <w:rFonts w:ascii="Calibri" w:hAnsi="Calibri" w:cs="Calibri"/>
+          <w:sz w:val="21"/>
+          <w:szCs w:val="21"/>
+        </w:rPr>
+      </w:pPr>
+      <w:r>
+        <w:rPr>
+          <w:rFonts w:ascii="Calibri" w:eastAsiaTheme="minorEastAsia" w:hAnsi="Calibri" w:cs="Calibri"/>
+          <w:caps w:val="0"/>
+          <w:spacing w:val="0"/>
+          <w:sz w:val="20"/>
+          <w:lang w:eastAsia="en-GB"/>
+        </w:rPr>
+        <w:t xml:space="preserve">Outcome: </w:t>
+      </w:r>
+      <w:r>
+        <w:rPr>
+          <w:rFonts w:ascii="Calibri" w:eastAsiaTheme="minorEastAsia" w:hAnsi="Calibri" w:cs="Calibri"/>
+          <w:b w:val="0"/>
+          <w:bCs w:val="0"/>
+          <w:caps w:val="0"/>
+          <w:spacing w:val="0"/>
+          <w:sz w:val="20"/>
+          <w:lang w:eastAsia="en-GB"/>
+        </w:rPr>
+        <w:t>Delivered a lightweight, highly responsive web AI widget that streams voice-driven responses directly inside a fixed viewport.</w:t>
+      </w:r>
+    </w:p>
+    <w:p>
+      <w:pPr>
+        <w:pStyle w:val="Heading1"/>
+        <w:rPr>
+          <w:rFonts w:ascii="Calibri" w:hAnsi="Calibri" w:cs="Calibri"/>
+          <w:sz w:val="21"/>
+          <w:szCs w:val="21"/>
+        </w:rPr>
+      </w:pPr>
+      <w:r>
+        <w:rPr>
+          <w:rFonts w:ascii="Calibri" w:hAnsi="Calibri" w:cs="Calibri"/>
+          <w:sz w:val="21"/>
+          <w:szCs w:val="21"/>
+        </w:rPr>
+        <w:t>Academic legal and regulatory research</w:t>
+      </w:r>
+    </w:p>
+    <w:p>
+      <w:pPr>
+        <w:pStyle w:val="Heading3"/>
+        <w:rPr>
+          <w:rFonts w:ascii="Calibri" w:hAnsi="Calibri" w:cs="Calibri"/>
+          <w:b/>
+          <w:bCs/>
+          <w:sz w:val="21"/>
+          <w:szCs w:val="21"/>
+          <w:lang w:val="en-CA"/>
+        </w:rPr>
+      </w:pPr>
+      <w:r>
+        <w:rPr>
+          <w:rFonts w:ascii="Calibri" w:hAnsi="Calibri" w:cs="Calibri"/>
           <w:b/>
           <w:bCs/>
           <w:sz w:val="21"/>
@@ -2267,13 +2461,15 @@
           <w:numId w:val="11"/>
         </w:numPr>
         <w:rPr>
-          <w:sz w:val="21"/>
-          <w:szCs w:val="21"/>
-          <w:lang w:val="en-CA"/>
-        </w:rPr>
-      </w:pPr>
-      <w:r>
-        <w:rPr>
+          <w:rFonts w:ascii="Calibri" w:hAnsi="Calibri" w:cs="Calibri"/>
+          <w:sz w:val="21"/>
+          <w:szCs w:val="21"/>
+          <w:lang w:val="en-CA"/>
+        </w:rPr>
+      </w:pPr>
+      <w:r>
+        <w:rPr>
+          <w:rFonts w:ascii="Calibri" w:hAnsi="Calibri" w:cs="Calibri"/>
           <w:b/>
           <w:bCs/>
           <w:sz w:val="21"/>
@@ -2284,6 +2480,7 @@
       </w:r>
       <w:r>
         <w:rPr>
+          <w:rFonts w:ascii="Calibri" w:hAnsi="Calibri" w:cs="Calibri"/>
           <w:sz w:val="21"/>
           <w:szCs w:val="21"/>
           <w:lang w:val="en-CA"/>
@@ -2298,13 +2495,15 @@
           <w:numId w:val="11"/>
         </w:numPr>
         <w:rPr>
-          <w:sz w:val="21"/>
-          <w:szCs w:val="21"/>
-          <w:lang w:val="en-CA"/>
-        </w:rPr>
-      </w:pPr>
-      <w:r>
-        <w:rPr>
+          <w:rFonts w:ascii="Calibri" w:hAnsi="Calibri" w:cs="Calibri"/>
+          <w:sz w:val="21"/>
+          <w:szCs w:val="21"/>
+          <w:lang w:val="en-CA"/>
+        </w:rPr>
+      </w:pPr>
+      <w:r>
+        <w:rPr>
+          <w:rFonts w:ascii="Calibri" w:hAnsi="Calibri" w:cs="Calibri"/>
           <w:b/>
           <w:bCs/>
           <w:sz w:val="21"/>
@@ -2315,6 +2514,7 @@
       </w:r>
       <w:r>
         <w:rPr>
+          <w:rFonts w:ascii="Calibri" w:hAnsi="Calibri" w:cs="Calibri"/>
           <w:sz w:val="21"/>
           <w:szCs w:val="21"/>
           <w:lang w:val="en-CA"/>
@@ -2323,6 +2523,7 @@
       </w:r>
       <w:r>
         <w:rPr>
+          <w:rFonts w:ascii="Calibri" w:hAnsi="Calibri" w:cs="Calibri"/>
           <w:i/>
           <w:iCs/>
           <w:sz w:val="21"/>
@@ -2333,6 +2534,7 @@
       </w:r>
       <w:r>
         <w:rPr>
+          <w:rFonts w:ascii="Calibri" w:hAnsi="Calibri" w:cs="Calibri"/>
           <w:sz w:val="21"/>
           <w:szCs w:val="21"/>
           <w:lang w:val="en-CA"/>
@@ -2342,6 +2544,7 @@
       <w:proofErr w:type="spellStart"/>
       <w:r>
         <w:rPr>
+          <w:rFonts w:ascii="Calibri" w:hAnsi="Calibri" w:cs="Calibri"/>
           <w:i/>
           <w:iCs/>
           <w:sz w:val="21"/>
@@ -2353,6 +2556,7 @@
       <w:proofErr w:type="spellEnd"/>
       <w:r>
         <w:rPr>
+          <w:rFonts w:ascii="Calibri" w:hAnsi="Calibri" w:cs="Calibri"/>
           <w:i/>
           <w:iCs/>
           <w:sz w:val="21"/>
@@ -2364,6 +2568,7 @@
       <w:proofErr w:type="spellStart"/>
       <w:r>
         <w:rPr>
+          <w:rFonts w:ascii="Calibri" w:hAnsi="Calibri" w:cs="Calibri"/>
           <w:i/>
           <w:iCs/>
           <w:sz w:val="21"/>
@@ -2375,6 +2580,7 @@
       <w:proofErr w:type="spellEnd"/>
       <w:r>
         <w:rPr>
+          <w:rFonts w:ascii="Calibri" w:hAnsi="Calibri" w:cs="Calibri"/>
           <w:sz w:val="21"/>
           <w:szCs w:val="21"/>
           <w:lang w:val="en-CA"/>
@@ -2383,6 +2589,7 @@
       </w:r>
       <w:r>
         <w:rPr>
+          <w:rFonts w:ascii="Calibri" w:hAnsi="Calibri" w:cs="Calibri"/>
           <w:i/>
           <w:iCs/>
           <w:sz w:val="21"/>
@@ -2394,6 +2601,7 @@
       <w:proofErr w:type="spellStart"/>
       <w:r>
         <w:rPr>
+          <w:rFonts w:ascii="Calibri" w:hAnsi="Calibri" w:cs="Calibri"/>
           <w:i/>
           <w:iCs/>
           <w:sz w:val="21"/>
@@ -2405,6 +2613,7 @@
       <w:proofErr w:type="spellEnd"/>
       <w:r>
         <w:rPr>
+          <w:rFonts w:ascii="Calibri" w:hAnsi="Calibri" w:cs="Calibri"/>
           <w:sz w:val="21"/>
           <w:szCs w:val="21"/>
           <w:lang w:val="en-CA"/>
@@ -2413,6 +2622,7 @@
       </w:r>
       <w:r>
         <w:rPr>
+          <w:rFonts w:ascii="Calibri" w:hAnsi="Calibri" w:cs="Calibri"/>
           <w:i/>
           <w:iCs/>
           <w:sz w:val="21"/>
@@ -2423,6 +2633,7 @@
       </w:r>
       <w:r>
         <w:rPr>
+          <w:rFonts w:ascii="Calibri" w:hAnsi="Calibri" w:cs="Calibri"/>
           <w:sz w:val="21"/>
           <w:szCs w:val="21"/>
           <w:lang w:val="en-CA"/>
@@ -2431,6 +2642,7 @@
       </w:r>
       <w:r>
         <w:rPr>
+          <w:rFonts w:ascii="Calibri" w:hAnsi="Calibri" w:cs="Calibri"/>
           <w:i/>
           <w:iCs/>
           <w:sz w:val="21"/>
@@ -2441,6 +2653,7 @@
       </w:r>
       <w:r>
         <w:rPr>
+          <w:rFonts w:ascii="Calibri" w:hAnsi="Calibri" w:cs="Calibri"/>
           <w:sz w:val="21"/>
           <w:szCs w:val="21"/>
           <w:lang w:val="en-CA"/>
@@ -2449,6 +2662,7 @@
       </w:r>
       <w:r>
         <w:rPr>
+          <w:rFonts w:ascii="Calibri" w:hAnsi="Calibri" w:cs="Calibri"/>
           <w:i/>
           <w:iCs/>
           <w:sz w:val="21"/>
@@ -2459,6 +2673,7 @@
       </w:r>
       <w:r>
         <w:rPr>
+          <w:rFonts w:ascii="Calibri" w:hAnsi="Calibri" w:cs="Calibri"/>
           <w:sz w:val="21"/>
           <w:szCs w:val="21"/>
           <w:lang w:val="en-CA"/>
@@ -2467,6 +2682,7 @@
       </w:r>
       <w:r>
         <w:rPr>
+          <w:rFonts w:ascii="Calibri" w:hAnsi="Calibri" w:cs="Calibri"/>
           <w:i/>
           <w:iCs/>
           <w:sz w:val="21"/>
@@ -2477,6 +2693,7 @@
       </w:r>
       <w:r>
         <w:rPr>
+          <w:rFonts w:ascii="Calibri" w:hAnsi="Calibri" w:cs="Calibri"/>
           <w:sz w:val="21"/>
           <w:szCs w:val="21"/>
           <w:lang w:val="en-CA"/>
@@ -2491,13 +2708,15 @@
           <w:numId w:val="11"/>
         </w:numPr>
         <w:rPr>
-          <w:sz w:val="21"/>
-          <w:szCs w:val="21"/>
-          <w:lang w:val="en-CA"/>
-        </w:rPr>
-      </w:pPr>
-      <w:r>
-        <w:rPr>
+          <w:rFonts w:ascii="Calibri" w:hAnsi="Calibri" w:cs="Calibri"/>
+          <w:sz w:val="21"/>
+          <w:szCs w:val="21"/>
+          <w:lang w:val="en-CA"/>
+        </w:rPr>
+      </w:pPr>
+      <w:r>
+        <w:rPr>
+          <w:rFonts w:ascii="Calibri" w:hAnsi="Calibri" w:cs="Calibri"/>
           <w:b/>
           <w:bCs/>
           <w:sz w:val="21"/>
@@ -2508,6 +2727,7 @@
       </w:r>
       <w:r>
         <w:rPr>
+          <w:rFonts w:ascii="Calibri" w:hAnsi="Calibri" w:cs="Calibri"/>
           <w:sz w:val="21"/>
           <w:szCs w:val="21"/>
           <w:lang w:val="en-CA"/>
@@ -2516,6 +2736,7 @@
       </w:r>
       <w:r>
         <w:rPr>
+          <w:rFonts w:ascii="Calibri" w:hAnsi="Calibri" w:cs="Calibri"/>
           <w:i/>
           <w:iCs/>
           <w:sz w:val="21"/>
@@ -2526,6 +2747,7 @@
       </w:r>
       <w:r>
         <w:rPr>
+          <w:rFonts w:ascii="Calibri" w:hAnsi="Calibri" w:cs="Calibri"/>
           <w:sz w:val="21"/>
           <w:szCs w:val="21"/>
           <w:lang w:val="en-CA"/>
@@ -2536,6 +2758,7 @@
     <w:p>
       <w:pPr>
         <w:rPr>
+          <w:rFonts w:ascii="Calibri" w:hAnsi="Calibri" w:cs="Calibri"/>
           <w:b/>
           <w:bCs/>
           <w:sz w:val="21"/>
@@ -2545,6 +2768,7 @@
       </w:pPr>
       <w:r>
         <w:rPr>
+          <w:rFonts w:ascii="Calibri" w:hAnsi="Calibri" w:cs="Calibri"/>
           <w:b/>
           <w:bCs/>
           <w:sz w:val="21"/>
@@ -2561,13 +2785,15 @@
           <w:numId w:val="12"/>
         </w:numPr>
         <w:rPr>
-          <w:sz w:val="21"/>
-          <w:szCs w:val="21"/>
-          <w:lang w:val="en-CA"/>
-        </w:rPr>
-      </w:pPr>
-      <w:r>
-        <w:rPr>
+          <w:rFonts w:ascii="Calibri" w:hAnsi="Calibri" w:cs="Calibri"/>
+          <w:sz w:val="21"/>
+          <w:szCs w:val="21"/>
+          <w:lang w:val="en-CA"/>
+        </w:rPr>
+      </w:pPr>
+      <w:r>
+        <w:rPr>
+          <w:rFonts w:ascii="Calibri" w:hAnsi="Calibri" w:cs="Calibri"/>
           <w:b/>
           <w:bCs/>
           <w:sz w:val="21"/>
@@ -2578,6 +2804,7 @@
       </w:r>
       <w:r>
         <w:rPr>
+          <w:rFonts w:ascii="Calibri" w:hAnsi="Calibri" w:cs="Calibri"/>
           <w:sz w:val="21"/>
           <w:szCs w:val="21"/>
           <w:lang w:val="en-CA"/>
@@ -2592,6 +2819,7 @@
           <w:numId w:val="12"/>
         </w:numPr>
         <w:rPr>
+          <w:rFonts w:ascii="Calibri" w:hAnsi="Calibri" w:cs="Calibri"/>
           <w:b/>
           <w:bCs/>
           <w:sz w:val="21"/>
@@ -2601,6 +2829,7 @@
       </w:pPr>
       <w:r>
         <w:rPr>
+          <w:rFonts w:ascii="Calibri" w:hAnsi="Calibri" w:cs="Calibri"/>
           <w:b/>
           <w:bCs/>
           <w:sz w:val="21"/>
@@ -2611,6 +2840,7 @@
       </w:r>
       <w:r>
         <w:rPr>
+          <w:rFonts w:ascii="Calibri" w:hAnsi="Calibri" w:cs="Calibri"/>
           <w:sz w:val="21"/>
           <w:szCs w:val="21"/>
           <w:lang w:val="en-CA"/>
@@ -2619,6 +2849,7 @@
       </w:r>
       <w:r>
         <w:rPr>
+          <w:rFonts w:ascii="Calibri" w:hAnsi="Calibri" w:cs="Calibri"/>
           <w:i/>
           <w:iCs/>
           <w:sz w:val="21"/>
@@ -2629,6 +2860,7 @@
       </w:r>
       <w:r>
         <w:rPr>
+          <w:rFonts w:ascii="Calibri" w:hAnsi="Calibri" w:cs="Calibri"/>
           <w:sz w:val="21"/>
           <w:szCs w:val="21"/>
           <w:lang w:val="en-CA"/>
@@ -2638,6 +2870,7 @@
       <w:proofErr w:type="gramStart"/>
       <w:r>
         <w:rPr>
+          <w:rFonts w:ascii="Calibri" w:hAnsi="Calibri" w:cs="Calibri"/>
           <w:sz w:val="21"/>
           <w:szCs w:val="21"/>
           <w:lang w:val="en-CA"/>
@@ -2647,6 +2880,7 @@
       <w:proofErr w:type="gramEnd"/>
       <w:r>
         <w:rPr>
+          <w:rFonts w:ascii="Calibri" w:hAnsi="Calibri" w:cs="Calibri"/>
           <w:sz w:val="21"/>
           <w:szCs w:val="21"/>
           <w:lang w:val="en-CA"/>
@@ -2655,6 +2889,7 @@
       </w:r>
       <w:r>
         <w:rPr>
+          <w:rFonts w:ascii="Calibri" w:hAnsi="Calibri" w:cs="Calibri"/>
           <w:i/>
           <w:iCs/>
           <w:sz w:val="21"/>
@@ -2665,6 +2900,7 @@
       </w:r>
       <w:r>
         <w:rPr>
+          <w:rFonts w:ascii="Calibri" w:hAnsi="Calibri" w:cs="Calibri"/>
           <w:sz w:val="21"/>
           <w:szCs w:val="21"/>
           <w:lang w:val="en-CA"/>
@@ -2679,6 +2915,7 @@
           <w:numId w:val="12"/>
         </w:numPr>
         <w:rPr>
+          <w:rFonts w:ascii="Calibri" w:hAnsi="Calibri" w:cs="Calibri"/>
           <w:b/>
           <w:bCs/>
           <w:sz w:val="21"/>
@@ -2688,6 +2925,7 @@
       </w:pPr>
       <w:r>
         <w:rPr>
+          <w:rFonts w:ascii="Calibri" w:hAnsi="Calibri" w:cs="Calibri"/>
           <w:b/>
           <w:bCs/>
           <w:sz w:val="21"/>
@@ -2698,6 +2936,7 @@
       </w:r>
       <w:r>
         <w:rPr>
+          <w:rFonts w:ascii="Calibri" w:hAnsi="Calibri" w:cs="Calibri"/>
           <w:sz w:val="21"/>
           <w:szCs w:val="21"/>
           <w:lang w:val="en-CA"/>
@@ -2706,6 +2945,7 @@
       </w:r>
       <w:r>
         <w:rPr>
+          <w:rFonts w:ascii="Calibri" w:hAnsi="Calibri" w:cs="Calibri"/>
           <w:i/>
           <w:iCs/>
           <w:sz w:val="21"/>
@@ -2716,6 +2956,7 @@
       </w:r>
       <w:r>
         <w:rPr>
+          <w:rFonts w:ascii="Calibri" w:hAnsi="Calibri" w:cs="Calibri"/>
           <w:sz w:val="21"/>
           <w:szCs w:val="21"/>
           <w:lang w:val="en-CA"/>
@@ -2726,6 +2967,7 @@
     <w:p>
       <w:pPr>
         <w:rPr>
+          <w:rFonts w:ascii="Calibri" w:hAnsi="Calibri" w:cs="Calibri"/>
           <w:b/>
           <w:bCs/>
           <w:sz w:val="21"/>
@@ -2735,6 +2977,7 @@
       </w:pPr>
       <w:r>
         <w:rPr>
+          <w:rFonts w:ascii="Calibri" w:hAnsi="Calibri" w:cs="Calibri"/>
           <w:b/>
           <w:bCs/>
           <w:sz w:val="21"/>
@@ -2751,6 +2994,7 @@
           <w:numId w:val="13"/>
         </w:numPr>
         <w:rPr>
+          <w:rFonts w:ascii="Calibri" w:hAnsi="Calibri" w:cs="Calibri"/>
           <w:b/>
           <w:bCs/>
           <w:sz w:val="21"/>
@@ -2760,6 +3004,7 @@
       </w:pPr>
       <w:r>
         <w:rPr>
+          <w:rFonts w:ascii="Calibri" w:hAnsi="Calibri" w:cs="Calibri"/>
           <w:b/>
           <w:bCs/>
           <w:sz w:val="21"/>
@@ -2770,6 +3015,7 @@
       </w:r>
       <w:r>
         <w:rPr>
+          <w:rFonts w:ascii="Calibri" w:hAnsi="Calibri" w:cs="Calibri"/>
           <w:sz w:val="21"/>
           <w:szCs w:val="21"/>
           <w:lang w:val="en-CA"/>
@@ -2784,6 +3030,7 @@
           <w:numId w:val="13"/>
         </w:numPr>
         <w:rPr>
+          <w:rFonts w:ascii="Calibri" w:hAnsi="Calibri" w:cs="Calibri"/>
           <w:b/>
           <w:bCs/>
           <w:sz w:val="21"/>
@@ -2793,6 +3040,7 @@
       </w:pPr>
       <w:r>
         <w:rPr>
+          <w:rFonts w:ascii="Calibri" w:hAnsi="Calibri" w:cs="Calibri"/>
           <w:b/>
           <w:bCs/>
           <w:sz w:val="21"/>
@@ -2803,6 +3051,7 @@
       </w:r>
       <w:r>
         <w:rPr>
+          <w:rFonts w:ascii="Calibri" w:hAnsi="Calibri" w:cs="Calibri"/>
           <w:sz w:val="21"/>
           <w:szCs w:val="21"/>
           <w:lang w:val="en-CA"/>
@@ -2811,6 +3060,7 @@
       </w:r>
       <w:r>
         <w:rPr>
+          <w:rFonts w:ascii="Calibri" w:hAnsi="Calibri" w:cs="Calibri"/>
           <w:i/>
           <w:iCs/>
           <w:sz w:val="21"/>
@@ -2821,6 +3071,7 @@
       </w:r>
       <w:r>
         <w:rPr>
+          <w:rFonts w:ascii="Calibri" w:hAnsi="Calibri" w:cs="Calibri"/>
           <w:sz w:val="21"/>
           <w:szCs w:val="21"/>
           <w:lang w:val="en-CA"/>
@@ -2829,6 +3080,7 @@
       </w:r>
       <w:r>
         <w:rPr>
+          <w:rFonts w:ascii="Calibri" w:hAnsi="Calibri" w:cs="Calibri"/>
           <w:i/>
           <w:iCs/>
           <w:sz w:val="21"/>
@@ -2839,6 +3091,7 @@
       </w:r>
       <w:r>
         <w:rPr>
+          <w:rFonts w:ascii="Calibri" w:hAnsi="Calibri" w:cs="Calibri"/>
           <w:sz w:val="21"/>
           <w:szCs w:val="21"/>
           <w:lang w:val="en-CA"/>
@@ -2853,13 +3106,15 @@
           <w:numId w:val="13"/>
         </w:numPr>
         <w:rPr>
-          <w:sz w:val="21"/>
-          <w:szCs w:val="21"/>
-          <w:lang w:val="en-CA"/>
-        </w:rPr>
-      </w:pPr>
-      <w:r>
-        <w:rPr>
+          <w:rFonts w:ascii="Calibri" w:hAnsi="Calibri" w:cs="Calibri"/>
+          <w:sz w:val="21"/>
+          <w:szCs w:val="21"/>
+          <w:lang w:val="en-CA"/>
+        </w:rPr>
+      </w:pPr>
+      <w:r>
+        <w:rPr>
+          <w:rFonts w:ascii="Calibri" w:hAnsi="Calibri" w:cs="Calibri"/>
           <w:b/>
           <w:bCs/>
           <w:sz w:val="21"/>
@@ -2870,6 +3125,7 @@
       </w:r>
       <w:r>
         <w:rPr>
+          <w:rFonts w:ascii="Calibri" w:hAnsi="Calibri" w:cs="Calibri"/>
           <w:sz w:val="21"/>
           <w:szCs w:val="21"/>
           <w:lang w:val="en-CA"/>
@@ -2880,6 +3136,7 @@
     <w:p>
       <w:pPr>
         <w:rPr>
+          <w:rFonts w:ascii="Calibri" w:hAnsi="Calibri" w:cs="Calibri"/>
           <w:sz w:val="21"/>
           <w:szCs w:val="21"/>
           <w:lang w:val="en-CA"/>
@@ -2890,12 +3147,14 @@
       <w:pPr>
         <w:pStyle w:val="Heading1"/>
         <w:rPr>
-          <w:sz w:val="21"/>
-          <w:szCs w:val="21"/>
-        </w:rPr>
-      </w:pPr>
-      <w:r>
-        <w:rPr>
+          <w:rFonts w:ascii="Calibri" w:hAnsi="Calibri" w:cs="Calibri"/>
+          <w:sz w:val="21"/>
+          <w:szCs w:val="21"/>
+        </w:rPr>
+      </w:pPr>
+      <w:r>
+        <w:rPr>
+          <w:rFonts w:ascii="Calibri" w:hAnsi="Calibri" w:cs="Calibri"/>
           <w:sz w:val="21"/>
           <w:szCs w:val="21"/>
         </w:rPr>
@@ -2909,13 +3168,15 @@
           <w:numId w:val="14"/>
         </w:numPr>
         <w:rPr>
-          <w:sz w:val="21"/>
-          <w:szCs w:val="21"/>
-          <w:lang w:val="en-CA"/>
-        </w:rPr>
-      </w:pPr>
-      <w:r>
-        <w:rPr>
+          <w:rFonts w:ascii="Calibri" w:hAnsi="Calibri" w:cs="Calibri"/>
+          <w:sz w:val="21"/>
+          <w:szCs w:val="21"/>
+          <w:lang w:val="en-CA"/>
+        </w:rPr>
+      </w:pPr>
+      <w:r>
+        <w:rPr>
+          <w:rFonts w:ascii="Calibri" w:hAnsi="Calibri" w:cs="Calibri"/>
           <w:b/>
           <w:bCs/>
           <w:sz w:val="21"/>
@@ -2926,6 +3187,7 @@
       </w:r>
       <w:r>
         <w:rPr>
+          <w:rFonts w:ascii="Calibri" w:hAnsi="Calibri" w:cs="Calibri"/>
           <w:sz w:val="21"/>
           <w:szCs w:val="21"/>
           <w:lang w:val="en-CA"/>
@@ -2940,13 +3202,15 @@
           <w:numId w:val="14"/>
         </w:numPr>
         <w:rPr>
-          <w:sz w:val="21"/>
-          <w:szCs w:val="21"/>
-          <w:lang w:val="en-CA"/>
-        </w:rPr>
-      </w:pPr>
-      <w:r>
-        <w:rPr>
+          <w:rFonts w:ascii="Calibri" w:hAnsi="Calibri" w:cs="Calibri"/>
+          <w:sz w:val="21"/>
+          <w:szCs w:val="21"/>
+          <w:lang w:val="en-CA"/>
+        </w:rPr>
+      </w:pPr>
+      <w:r>
+        <w:rPr>
+          <w:rFonts w:ascii="Calibri" w:hAnsi="Calibri" w:cs="Calibri"/>
           <w:b/>
           <w:bCs/>
           <w:sz w:val="21"/>
@@ -2957,6 +3221,7 @@
       </w:r>
       <w:r>
         <w:rPr>
+          <w:rFonts w:ascii="Calibri" w:hAnsi="Calibri" w:cs="Calibri"/>
           <w:sz w:val="21"/>
           <w:szCs w:val="21"/>
           <w:lang w:val="en-CA"/>
@@ -2971,13 +3236,15 @@
           <w:numId w:val="14"/>
         </w:numPr>
         <w:rPr>
-          <w:sz w:val="21"/>
-          <w:szCs w:val="21"/>
-          <w:lang w:val="en-CA"/>
-        </w:rPr>
-      </w:pPr>
-      <w:r>
-        <w:rPr>
+          <w:rFonts w:ascii="Calibri" w:hAnsi="Calibri" w:cs="Calibri"/>
+          <w:sz w:val="21"/>
+          <w:szCs w:val="21"/>
+          <w:lang w:val="en-CA"/>
+        </w:rPr>
+      </w:pPr>
+      <w:r>
+        <w:rPr>
+          <w:rFonts w:ascii="Calibri" w:hAnsi="Calibri" w:cs="Calibri"/>
           <w:b/>
           <w:bCs/>
           <w:sz w:val="21"/>
@@ -2988,6 +3255,7 @@
       </w:r>
       <w:r>
         <w:rPr>
+          <w:rFonts w:ascii="Calibri" w:hAnsi="Calibri" w:cs="Calibri"/>
           <w:sz w:val="21"/>
           <w:szCs w:val="21"/>
           <w:lang w:val="en-CA"/>
@@ -3636,7 +3904,7 @@
   <w:abstractNum w:abstractNumId="5" w15:restartNumberingAfterBreak="0">
     <w:nsid w:val="17781E6E"/>
     <w:multiLevelType w:val="hybridMultilevel"/>
-    <w:tmpl w:val="DE68F64A"/>
+    <w:tmpl w:val="ACB4FCFA"/>
     <w:lvl w:ilvl="0" w:tplc="10090001">
       <w:start w:val="1"/>
       <w:numFmt w:val="bullet"/>
@@ -4194,6 +4462,155 @@
     </w:lvl>
   </w:abstractNum>
   <w:abstractNum w:abstractNumId="9" w15:restartNumberingAfterBreak="0">
+    <w:nsid w:val="306F3F99"/>
+    <w:multiLevelType w:val="multilevel"/>
+    <w:tmpl w:val="1E0055E6"/>
+    <w:lvl w:ilvl="0">
+      <w:start w:val="1"/>
+      <w:numFmt w:val="bullet"/>
+      <w:lvlText w:val=""/>
+      <w:lvlJc w:val="left"/>
+      <w:pPr>
+        <w:tabs>
+          <w:tab w:val="num" w:pos="720"/>
+        </w:tabs>
+        <w:ind w:left="720" w:hanging="360"/>
+      </w:pPr>
+      <w:rPr>
+        <w:rFonts w:ascii="Symbol" w:hAnsi="Symbol" w:hint="default"/>
+        <w:sz w:val="20"/>
+      </w:rPr>
+    </w:lvl>
+    <w:lvl w:ilvl="1" w:tentative="1">
+      <w:start w:val="1"/>
+      <w:numFmt w:val="bullet"/>
+      <w:lvlText w:val="o"/>
+      <w:lvlJc w:val="left"/>
+      <w:pPr>
+        <w:tabs>
+          <w:tab w:val="num" w:pos="1440"/>
+        </w:tabs>
+        <w:ind w:left="1440" w:hanging="360"/>
+      </w:pPr>
+      <w:rPr>
+        <w:rFonts w:ascii="Courier New" w:hAnsi="Courier New" w:hint="default"/>
+        <w:sz w:val="20"/>
+      </w:rPr>
+    </w:lvl>
+    <w:lvl w:ilvl="2" w:tentative="1">
+      <w:start w:val="1"/>
+      <w:numFmt w:val="bullet"/>
+      <w:lvlText w:val=""/>
+      <w:lvlJc w:val="left"/>
+      <w:pPr>
+        <w:tabs>
+          <w:tab w:val="num" w:pos="2160"/>
+        </w:tabs>
+        <w:ind w:left="2160" w:hanging="360"/>
+      </w:pPr>
+      <w:rPr>
+        <w:rFonts w:ascii="Wingdings" w:hAnsi="Wingdings" w:hint="default"/>
+        <w:sz w:val="20"/>
+      </w:rPr>
+    </w:lvl>
+    <w:lvl w:ilvl="3" w:tentative="1">
+      <w:start w:val="1"/>
+      <w:numFmt w:val="bullet"/>
+      <w:lvlText w:val=""/>
+      <w:lvlJc w:val="left"/>
+      <w:pPr>
+        <w:tabs>
+          <w:tab w:val="num" w:pos="2880"/>
+        </w:tabs>
+        <w:ind w:left="2880" w:hanging="360"/>
+      </w:pPr>
+      <w:rPr>
+        <w:rFonts w:ascii="Wingdings" w:hAnsi="Wingdings" w:hint="default"/>
+        <w:sz w:val="20"/>
+      </w:rPr>
+    </w:lvl>
+    <w:lvl w:ilvl="4" w:tentative="1">
+      <w:start w:val="1"/>
+      <w:numFmt w:val="bullet"/>
+      <w:lvlText w:val=""/>
+      <w:lvlJc w:val="left"/>
+      <w:pPr>
+        <w:tabs>
+          <w:tab w:val="num" w:pos="3600"/>
+        </w:tabs>
+        <w:ind w:left="3600" w:hanging="360"/>
+      </w:pPr>
+      <w:rPr>
+        <w:rFonts w:ascii="Wingdings" w:hAnsi="Wingdings" w:hint="default"/>
+        <w:sz w:val="20"/>
+      </w:rPr>
+    </w:lvl>
+    <w:lvl w:ilvl="5" w:tentative="1">
+      <w:start w:val="1"/>
+      <w:numFmt w:val="bullet"/>
+      <w:lvlText w:val=""/>
+      <w:lvlJc w:val="left"/>
+      <w:pPr>
+        <w:tabs>
+          <w:tab w:val="num" w:pos="4320"/>
+        </w:tabs>
+        <w:ind w:left="4320" w:hanging="360"/>
+      </w:pPr>
+      <w:rPr>
+        <w:rFonts w:ascii="Wingdings" w:hAnsi="Wingdings" w:hint="default"/>
+        <w:sz w:val="20"/>
+      </w:rPr>
+    </w:lvl>
+    <w:lvl w:ilvl="6" w:tentative="1">
+      <w:start w:val="1"/>
+      <w:numFmt w:val="bullet"/>
+      <w:lvlText w:val=""/>
+      <w:lvlJc w:val="left"/>
+      <w:pPr>
+        <w:tabs>
+          <w:tab w:val="num" w:pos="5040"/>
+        </w:tabs>
+        <w:ind w:left="5040" w:hanging="360"/>
+      </w:pPr>
+      <w:rPr>
+        <w:rFonts w:ascii="Wingdings" w:hAnsi="Wingdings" w:hint="default"/>
+        <w:sz w:val="20"/>
+      </w:rPr>
+    </w:lvl>
+    <w:lvl w:ilvl="7" w:tentative="1">
+      <w:start w:val="1"/>
+      <w:numFmt w:val="bullet"/>
+      <w:lvlText w:val=""/>
+      <w:lvlJc w:val="left"/>
+      <w:pPr>
+        <w:tabs>
+          <w:tab w:val="num" w:pos="5760"/>
+        </w:tabs>
+        <w:ind w:left="5760" w:hanging="360"/>
+      </w:pPr>
+      <w:rPr>
+        <w:rFonts w:ascii="Wingdings" w:hAnsi="Wingdings" w:hint="default"/>
+        <w:sz w:val="20"/>
+      </w:rPr>
+    </w:lvl>
+    <w:lvl w:ilvl="8" w:tentative="1">
+      <w:start w:val="1"/>
+      <w:numFmt w:val="bullet"/>
+      <w:lvlText w:val=""/>
+      <w:lvlJc w:val="left"/>
+      <w:pPr>
+        <w:tabs>
+          <w:tab w:val="num" w:pos="6480"/>
+        </w:tabs>
+        <w:ind w:left="6480" w:hanging="360"/>
+      </w:pPr>
+      <w:rPr>
+        <w:rFonts w:ascii="Wingdings" w:hAnsi="Wingdings" w:hint="default"/>
+        <w:sz w:val="20"/>
+      </w:rPr>
+    </w:lvl>
+  </w:abstractNum>
+  <w:abstractNum w:abstractNumId="10" w15:restartNumberingAfterBreak="0">
     <w:nsid w:val="39FA6691"/>
     <w:multiLevelType w:val="multilevel"/>
     <w:tmpl w:val="A8AEC68C"/>
@@ -4342,7 +4759,7 @@
       </w:rPr>
     </w:lvl>
   </w:abstractNum>
-  <w:abstractNum w:abstractNumId="10" w15:restartNumberingAfterBreak="0">
+  <w:abstractNum w:abstractNumId="11" w15:restartNumberingAfterBreak="0">
     <w:nsid w:val="3AB14C61"/>
     <w:multiLevelType w:val="hybridMultilevel"/>
     <w:tmpl w:val="E118EAEA"/>
@@ -4455,7 +4872,7 @@
       </w:rPr>
     </w:lvl>
   </w:abstractNum>
-  <w:abstractNum w:abstractNumId="11" w15:restartNumberingAfterBreak="0">
+  <w:abstractNum w:abstractNumId="12" w15:restartNumberingAfterBreak="0">
     <w:nsid w:val="3F277303"/>
     <w:multiLevelType w:val="multilevel"/>
     <w:tmpl w:val="D166C812"/>
@@ -4604,7 +5021,7 @@
       </w:rPr>
     </w:lvl>
   </w:abstractNum>
-  <w:abstractNum w:abstractNumId="12" w15:restartNumberingAfterBreak="0">
+  <w:abstractNum w:abstractNumId="13" w15:restartNumberingAfterBreak="0">
     <w:nsid w:val="410057AA"/>
     <w:multiLevelType w:val="multilevel"/>
     <w:tmpl w:val="D166C812"/>
@@ -4753,7 +5170,156 @@
       </w:rPr>
     </w:lvl>
   </w:abstractNum>
-  <w:abstractNum w:abstractNumId="13" w15:restartNumberingAfterBreak="0">
+  <w:abstractNum w:abstractNumId="14" w15:restartNumberingAfterBreak="0">
+    <w:nsid w:val="5323243F"/>
+    <w:multiLevelType w:val="multilevel"/>
+    <w:tmpl w:val="A23205FC"/>
+    <w:lvl w:ilvl="0">
+      <w:start w:val="1"/>
+      <w:numFmt w:val="bullet"/>
+      <w:lvlText w:val=""/>
+      <w:lvlJc w:val="left"/>
+      <w:pPr>
+        <w:tabs>
+          <w:tab w:val="num" w:pos="720"/>
+        </w:tabs>
+        <w:ind w:left="720" w:hanging="360"/>
+      </w:pPr>
+      <w:rPr>
+        <w:rFonts w:ascii="Symbol" w:hAnsi="Symbol" w:hint="default"/>
+        <w:sz w:val="20"/>
+      </w:rPr>
+    </w:lvl>
+    <w:lvl w:ilvl="1" w:tentative="1">
+      <w:start w:val="1"/>
+      <w:numFmt w:val="bullet"/>
+      <w:lvlText w:val="o"/>
+      <w:lvlJc w:val="left"/>
+      <w:pPr>
+        <w:tabs>
+          <w:tab w:val="num" w:pos="1440"/>
+        </w:tabs>
+        <w:ind w:left="1440" w:hanging="360"/>
+      </w:pPr>
+      <w:rPr>
+        <w:rFonts w:ascii="Courier New" w:hAnsi="Courier New" w:hint="default"/>
+        <w:sz w:val="20"/>
+      </w:rPr>
+    </w:lvl>
+    <w:lvl w:ilvl="2" w:tentative="1">
+      <w:start w:val="1"/>
+      <w:numFmt w:val="bullet"/>
+      <w:lvlText w:val=""/>
+      <w:lvlJc w:val="left"/>
+      <w:pPr>
+        <w:tabs>
+          <w:tab w:val="num" w:pos="2160"/>
+        </w:tabs>
+        <w:ind w:left="2160" w:hanging="360"/>
+      </w:pPr>
+      <w:rPr>
+        <w:rFonts w:ascii="Wingdings" w:hAnsi="Wingdings" w:hint="default"/>
+        <w:sz w:val="20"/>
+      </w:rPr>
+    </w:lvl>
+    <w:lvl w:ilvl="3" w:tentative="1">
+      <w:start w:val="1"/>
+      <w:numFmt w:val="bullet"/>
+      <w:lvlText w:val=""/>
+      <w:lvlJc w:val="left"/>
+      <w:pPr>
+        <w:tabs>
+          <w:tab w:val="num" w:pos="2880"/>
+        </w:tabs>
+        <w:ind w:left="2880" w:hanging="360"/>
+      </w:pPr>
+      <w:rPr>
+        <w:rFonts w:ascii="Wingdings" w:hAnsi="Wingdings" w:hint="default"/>
+        <w:sz w:val="20"/>
+      </w:rPr>
+    </w:lvl>
+    <w:lvl w:ilvl="4" w:tentative="1">
+      <w:start w:val="1"/>
+      <w:numFmt w:val="bullet"/>
+      <w:lvlText w:val=""/>
+      <w:lvlJc w:val="left"/>
+      <w:pPr>
+        <w:tabs>
+          <w:tab w:val="num" w:pos="3600"/>
+        </w:tabs>
+        <w:ind w:left="3600" w:hanging="360"/>
+      </w:pPr>
+      <w:rPr>
+        <w:rFonts w:ascii="Wingdings" w:hAnsi="Wingdings" w:hint="default"/>
+        <w:sz w:val="20"/>
+      </w:rPr>
+    </w:lvl>
+    <w:lvl w:ilvl="5" w:tentative="1">
+      <w:start w:val="1"/>
+      <w:numFmt w:val="bullet"/>
+      <w:lvlText w:val=""/>
+      <w:lvlJc w:val="left"/>
+      <w:pPr>
+        <w:tabs>
+          <w:tab w:val="num" w:pos="4320"/>
+        </w:tabs>
+        <w:ind w:left="4320" w:hanging="360"/>
+      </w:pPr>
+      <w:rPr>
+        <w:rFonts w:ascii="Wingdings" w:hAnsi="Wingdings" w:hint="default"/>
+        <w:sz w:val="20"/>
+      </w:rPr>
+    </w:lvl>
+    <w:lvl w:ilvl="6" w:tentative="1">
+      <w:start w:val="1"/>
+      <w:numFmt w:val="bullet"/>
+      <w:lvlText w:val=""/>
+      <w:lvlJc w:val="left"/>
+      <w:pPr>
+        <w:tabs>
+          <w:tab w:val="num" w:pos="5040"/>
+        </w:tabs>
+        <w:ind w:left="5040" w:hanging="360"/>
+      </w:pPr>
+      <w:rPr>
+        <w:rFonts w:ascii="Wingdings" w:hAnsi="Wingdings" w:hint="default"/>
+        <w:sz w:val="20"/>
+      </w:rPr>
+    </w:lvl>
+    <w:lvl w:ilvl="7" w:tentative="1">
+      <w:start w:val="1"/>
+      <w:numFmt w:val="bullet"/>
+      <w:lvlText w:val=""/>
+      <w:lvlJc w:val="left"/>
+      <w:pPr>
+        <w:tabs>
+          <w:tab w:val="num" w:pos="5760"/>
+        </w:tabs>
+        <w:ind w:left="5760" w:hanging="360"/>
+      </w:pPr>
+      <w:rPr>
+        <w:rFonts w:ascii="Wingdings" w:hAnsi="Wingdings" w:hint="default"/>
+        <w:sz w:val="20"/>
+      </w:rPr>
+    </w:lvl>
+    <w:lvl w:ilvl="8" w:tentative="1">
+      <w:start w:val="1"/>
+      <w:numFmt w:val="bullet"/>
+      <w:lvlText w:val=""/>
+      <w:lvlJc w:val="left"/>
+      <w:pPr>
+        <w:tabs>
+          <w:tab w:val="num" w:pos="6480"/>
+        </w:tabs>
+        <w:ind w:left="6480" w:hanging="360"/>
+      </w:pPr>
+      <w:rPr>
+        <w:rFonts w:ascii="Wingdings" w:hAnsi="Wingdings" w:hint="default"/>
+        <w:sz w:val="20"/>
+      </w:rPr>
+    </w:lvl>
+  </w:abstractNum>
+  <w:abstractNum w:abstractNumId="15" w15:restartNumberingAfterBreak="0">
     <w:nsid w:val="5D426473"/>
     <w:multiLevelType w:val="multilevel"/>
     <w:tmpl w:val="A8AEC68C"/>
@@ -4902,7 +5468,7 @@
       </w:rPr>
     </w:lvl>
   </w:abstractNum>
-  <w:abstractNum w:abstractNumId="14" w15:restartNumberingAfterBreak="0">
+  <w:abstractNum w:abstractNumId="16" w15:restartNumberingAfterBreak="0">
     <w:nsid w:val="6579242C"/>
     <w:multiLevelType w:val="multilevel"/>
     <w:tmpl w:val="B6045BE2"/>
@@ -5051,7 +5617,7 @@
       </w:rPr>
     </w:lvl>
   </w:abstractNum>
-  <w:abstractNum w:abstractNumId="15" w15:restartNumberingAfterBreak="0">
+  <w:abstractNum w:abstractNumId="17" w15:restartNumberingAfterBreak="0">
     <w:nsid w:val="67F1450F"/>
     <w:multiLevelType w:val="multilevel"/>
     <w:tmpl w:val="4238D1E4"/>
@@ -5200,7 +5766,7 @@
       </w:rPr>
     </w:lvl>
   </w:abstractNum>
-  <w:abstractNum w:abstractNumId="16" w15:restartNumberingAfterBreak="0">
+  <w:abstractNum w:abstractNumId="18" w15:restartNumberingAfterBreak="0">
     <w:nsid w:val="701A5D4A"/>
     <w:multiLevelType w:val="multilevel"/>
     <w:tmpl w:val="5FEA02D2"/>
@@ -5349,7 +5915,7 @@
       </w:rPr>
     </w:lvl>
   </w:abstractNum>
-  <w:abstractNum w:abstractNumId="17" w15:restartNumberingAfterBreak="0">
+  <w:abstractNum w:abstractNumId="19" w15:restartNumberingAfterBreak="0">
     <w:nsid w:val="759D5602"/>
     <w:multiLevelType w:val="multilevel"/>
     <w:tmpl w:val="BC28E0EA"/>
@@ -5499,13 +6065,13 @@
     </w:lvl>
   </w:abstractNum>
   <w:num w:numId="1" w16cid:durableId="1203640870">
-    <w:abstractNumId w:val="10"/>
+    <w:abstractNumId w:val="11"/>
   </w:num>
   <w:num w:numId="2" w16cid:durableId="283390146">
     <w:abstractNumId w:val="0"/>
   </w:num>
   <w:num w:numId="3" w16cid:durableId="1326711114">
-    <w:abstractNumId w:val="15"/>
+    <w:abstractNumId w:val="17"/>
   </w:num>
   <w:num w:numId="4" w16cid:durableId="94595973">
     <w:abstractNumId w:val="5"/>
@@ -5517,22 +6083,22 @@
     <w:abstractNumId w:val="7"/>
   </w:num>
   <w:num w:numId="7" w16cid:durableId="1311132647">
+    <w:abstractNumId w:val="18"/>
+  </w:num>
+  <w:num w:numId="8" w16cid:durableId="950404898">
+    <w:abstractNumId w:val="15"/>
+  </w:num>
+  <w:num w:numId="9" w16cid:durableId="692270892">
     <w:abstractNumId w:val="16"/>
   </w:num>
-  <w:num w:numId="8" w16cid:durableId="950404898">
+  <w:num w:numId="10" w16cid:durableId="1792088372">
     <w:abstractNumId w:val="13"/>
-  </w:num>
-  <w:num w:numId="9" w16cid:durableId="692270892">
-    <w:abstractNumId w:val="14"/>
-  </w:num>
-  <w:num w:numId="10" w16cid:durableId="1792088372">
-    <w:abstractNumId w:val="12"/>
   </w:num>
   <w:num w:numId="11" w16cid:durableId="1010527879">
     <w:abstractNumId w:val="1"/>
   </w:num>
   <w:num w:numId="12" w16cid:durableId="172302828">
-    <w:abstractNumId w:val="17"/>
+    <w:abstractNumId w:val="19"/>
   </w:num>
   <w:num w:numId="13" w16cid:durableId="572083722">
     <w:abstractNumId w:val="6"/>
@@ -5541,16 +6107,22 @@
     <w:abstractNumId w:val="3"/>
   </w:num>
   <w:num w:numId="15" w16cid:durableId="599072070">
-    <w:abstractNumId w:val="9"/>
+    <w:abstractNumId w:val="10"/>
   </w:num>
   <w:num w:numId="16" w16cid:durableId="1728065226">
-    <w:abstractNumId w:val="11"/>
+    <w:abstractNumId w:val="12"/>
   </w:num>
   <w:num w:numId="17" w16cid:durableId="1934434065">
     <w:abstractNumId w:val="4"/>
   </w:num>
   <w:num w:numId="18" w16cid:durableId="1327703733">
     <w:abstractNumId w:val="8"/>
+  </w:num>
+  <w:num w:numId="19" w16cid:durableId="47146031">
+    <w:abstractNumId w:val="14"/>
+  </w:num>
+  <w:num w:numId="20" w16cid:durableId="2017807653">
+    <w:abstractNumId w:val="9"/>
   </w:num>
 </w:numbering>
 </file>
@@ -6014,6 +6586,7 @@
   <w:style w:type="character" w:default="1" w:styleId="DefaultParagraphFont">
     <w:name w:val="Default Paragraph Font"/>
     <w:uiPriority w:val="1"/>
+    <w:semiHidden/>
     <w:unhideWhenUsed/>
   </w:style>
   <w:style w:type="table" w:default="1" w:styleId="TableNormal">
